--- a/document/5G增强通话商用SDK终端适配规范.docx
+++ b/document/5G增强通话商用SDK终端适配规范.docx
@@ -654,16 +654,16 @@
       <w:pPr>
         <w:pStyle w:val="36"/>
       </w:pPr>
-      <w:bookmarkStart w:id="0" w:name="_Toc155621624"/>
-      <w:bookmarkStart w:id="1" w:name="_Toc28921"/>
+      <w:bookmarkStart w:id="0" w:name="_Toc17783"/>
+      <w:bookmarkStart w:id="1" w:name="_Toc26203"/>
       <w:bookmarkStart w:id="2" w:name="_Toc1396"/>
-      <w:bookmarkStart w:id="3" w:name="_Toc311616812"/>
-      <w:bookmarkStart w:id="4" w:name="_Toc17783"/>
-      <w:bookmarkStart w:id="5" w:name="_Toc3529"/>
-      <w:bookmarkStart w:id="6" w:name="_Toc26203"/>
+      <w:bookmarkStart w:id="3" w:name="_Toc28921"/>
+      <w:bookmarkStart w:id="4" w:name="_Toc155621624"/>
+      <w:bookmarkStart w:id="5" w:name="_Toc440357557"/>
+      <w:bookmarkStart w:id="6" w:name="_Toc440357636"/>
       <w:bookmarkStart w:id="7" w:name="_Toc11855"/>
-      <w:bookmarkStart w:id="8" w:name="_Toc440357557"/>
-      <w:bookmarkStart w:id="9" w:name="_Toc440357636"/>
+      <w:bookmarkStart w:id="8" w:name="_Toc3529"/>
+      <w:bookmarkStart w:id="9" w:name="_Toc311616812"/>
       <w:r>
         <w:rPr>
           <w:rFonts w:hint="eastAsia"/>
@@ -3237,9 +3237,10 @@
         </w:tblCellMar>
       </w:tblPr>
       <w:tblGrid>
-        <w:gridCol w:w="1171"/>
-        <w:gridCol w:w="1361"/>
-        <w:gridCol w:w="5764"/>
+        <w:gridCol w:w="788"/>
+        <w:gridCol w:w="1161"/>
+        <w:gridCol w:w="3196"/>
+        <w:gridCol w:w="3151"/>
       </w:tblGrid>
       <w:tr>
         <w:tblPrEx>
@@ -3260,7 +3261,7 @@
         </w:tblPrEx>
         <w:tc>
           <w:tcPr>
-            <w:tcW w:w="1171" w:type="dxa"/>
+            <w:tcW w:w="788" w:type="dxa"/>
           </w:tcPr>
           <w:p>
             <w:pPr>
@@ -3301,7 +3302,7 @@
         </w:tc>
         <w:tc>
           <w:tcPr>
-            <w:tcW w:w="1361" w:type="dxa"/>
+            <w:tcW w:w="1161" w:type="dxa"/>
           </w:tcPr>
           <w:p>
             <w:pPr>
@@ -3342,7 +3343,7 @@
         </w:tc>
         <w:tc>
           <w:tcPr>
-            <w:tcW w:w="5764" w:type="dxa"/>
+            <w:tcW w:w="3196" w:type="dxa"/>
           </w:tcPr>
           <w:p>
             <w:pPr>
@@ -3381,6 +3382,47 @@
             </w:r>
           </w:p>
         </w:tc>
+        <w:tc>
+          <w:tcPr>
+            <w:tcW w:w="3151" w:type="dxa"/>
+          </w:tcPr>
+          <w:p>
+            <w:pPr>
+              <w:keepNext w:val="0"/>
+              <w:keepLines w:val="0"/>
+              <w:numPr>
+                <w:ilvl w:val="0"/>
+                <w:numId w:val="0"/>
+              </w:numPr>
+              <w:pBdr>
+                <w:top w:val="none" w:color="auto" w:sz="0" w:space="0"/>
+                <w:left w:val="none" w:color="auto" w:sz="0" w:space="0"/>
+                <w:bottom w:val="none" w:color="auto" w:sz="0" w:space="0"/>
+                <w:right w:val="none" w:color="auto" w:sz="0" w:space="0"/>
+                <w:between w:val="none" w:color="auto" w:sz="0" w:space="0"/>
+              </w:pBdr>
+              <w:bidi w:val="0"/>
+              <w:spacing w:before="0" w:beforeAutospacing="0" w:after="0" w:afterAutospacing="0"/>
+              <w:ind w:left="0" w:leftChars="0" w:right="0" w:firstLine="0" w:firstLineChars="0"/>
+              <w:jc w:val="left"/>
+              <w:rPr>
+                <w:rFonts w:hint="default"/>
+                <w:b/>
+                <w:vertAlign w:val="baseline"/>
+                <w:lang w:val="en-US" w:eastAsia="zh-CN"/>
+              </w:rPr>
+            </w:pPr>
+            <w:r>
+              <w:rPr>
+                <w:rFonts w:hint="eastAsia"/>
+                <w:b/>
+                <w:vertAlign w:val="baseline"/>
+                <w:lang w:val="en-US" w:eastAsia="zh-CN"/>
+              </w:rPr>
+              <w:t>贡献者</w:t>
+            </w:r>
+          </w:p>
+        </w:tc>
       </w:tr>
       <w:tr>
         <w:tblPrEx>
@@ -3401,7 +3443,7 @@
         </w:tblPrEx>
         <w:tc>
           <w:tcPr>
-            <w:tcW w:w="1171" w:type="dxa"/>
+            <w:tcW w:w="788" w:type="dxa"/>
           </w:tcPr>
           <w:p>
             <w:pPr>
@@ -3440,7 +3482,7 @@
         </w:tc>
         <w:tc>
           <w:tcPr>
-            <w:tcW w:w="1361" w:type="dxa"/>
+            <w:tcW w:w="1161" w:type="dxa"/>
           </w:tcPr>
           <w:p>
             <w:pPr>
@@ -3479,7 +3521,46 @@
         </w:tc>
         <w:tc>
           <w:tcPr>
-            <w:tcW w:w="5764" w:type="dxa"/>
+            <w:tcW w:w="3196" w:type="dxa"/>
+          </w:tcPr>
+          <w:p>
+            <w:pPr>
+              <w:keepNext w:val="0"/>
+              <w:keepLines w:val="0"/>
+              <w:numPr>
+                <w:ilvl w:val="0"/>
+                <w:numId w:val="20"/>
+              </w:numPr>
+              <w:pBdr>
+                <w:top w:val="none" w:color="auto" w:sz="0" w:space="0"/>
+                <w:left w:val="none" w:color="auto" w:sz="0" w:space="0"/>
+                <w:bottom w:val="none" w:color="auto" w:sz="0" w:space="0"/>
+                <w:right w:val="none" w:color="auto" w:sz="0" w:space="0"/>
+                <w:between w:val="none" w:color="auto" w:sz="0" w:space="0"/>
+              </w:pBdr>
+              <w:bidi w:val="0"/>
+              <w:spacing w:before="0" w:beforeAutospacing="0" w:after="0" w:afterAutospacing="0"/>
+              <w:ind w:left="0" w:leftChars="0" w:right="0" w:rightChars="0" w:firstLine="0" w:firstLineChars="0"/>
+              <w:jc w:val="left"/>
+              <w:rPr>
+                <w:rFonts w:hint="default"/>
+                <w:vertAlign w:val="baseline"/>
+                <w:lang w:val="en-US" w:eastAsia="zh-CN"/>
+              </w:rPr>
+            </w:pPr>
+            <w:r>
+              <w:rPr>
+                <w:rFonts w:hint="eastAsia"/>
+                <w:vertAlign w:val="baseline"/>
+                <w:lang w:val="en-US" w:eastAsia="zh-CN"/>
+              </w:rPr>
+              <w:t>根据相关业务规范，以及厂商实现情况，整理本终端适配规范文档。</w:t>
+            </w:r>
+          </w:p>
+        </w:tc>
+        <w:tc>
+          <w:tcPr>
+            <w:tcW w:w="3151" w:type="dxa"/>
           </w:tcPr>
           <w:p>
             <w:pPr>
@@ -3512,7 +3593,7 @@
                 <w:vertAlign w:val="baseline"/>
                 <w:lang w:val="en-US" w:eastAsia="zh-CN"/>
               </w:rPr>
-              <w:t>根据相关业务规范，以及厂商实现情况，整理本终端适配规范文档。</w:t>
+              <w:t>中国电信</w:t>
             </w:r>
           </w:p>
         </w:tc>
@@ -3527,16 +3608,10 @@
             <w:insideH w:val="single" w:color="auto" w:sz="4" w:space="0"/>
             <w:insideV w:val="single" w:color="auto" w:sz="4" w:space="0"/>
           </w:tblBorders>
-          <w:tblCellMar>
-            <w:top w:w="0" w:type="dxa"/>
-            <w:left w:w="108" w:type="dxa"/>
-            <w:bottom w:w="0" w:type="dxa"/>
-            <w:right w:w="108" w:type="dxa"/>
-          </w:tblCellMar>
         </w:tblPrEx>
         <w:tc>
           <w:tcPr>
-            <w:tcW w:w="1171" w:type="dxa"/>
+            <w:tcW w:w="788" w:type="dxa"/>
           </w:tcPr>
           <w:p>
             <w:pPr>
@@ -3575,7 +3650,7 @@
         </w:tc>
         <w:tc>
           <w:tcPr>
-            <w:tcW w:w="1361" w:type="dxa"/>
+            <w:tcW w:w="1161" w:type="dxa"/>
           </w:tcPr>
           <w:p>
             <w:pPr>
@@ -3614,7 +3689,46 @@
         </w:tc>
         <w:tc>
           <w:tcPr>
-            <w:tcW w:w="5764" w:type="dxa"/>
+            <w:tcW w:w="3196" w:type="dxa"/>
+          </w:tcPr>
+          <w:p>
+            <w:pPr>
+              <w:keepNext w:val="0"/>
+              <w:keepLines w:val="0"/>
+              <w:numPr>
+                <w:ilvl w:val="0"/>
+                <w:numId w:val="21"/>
+              </w:numPr>
+              <w:pBdr>
+                <w:top w:val="none" w:color="auto" w:sz="0" w:space="0"/>
+                <w:left w:val="none" w:color="auto" w:sz="0" w:space="0"/>
+                <w:bottom w:val="none" w:color="auto" w:sz="0" w:space="0"/>
+                <w:right w:val="none" w:color="auto" w:sz="0" w:space="0"/>
+                <w:between w:val="none" w:color="auto" w:sz="0" w:space="0"/>
+              </w:pBdr>
+              <w:bidi w:val="0"/>
+              <w:spacing w:before="0" w:beforeAutospacing="0" w:after="0" w:afterAutospacing="0"/>
+              <w:ind w:left="0" w:leftChars="0" w:right="0" w:rightChars="0" w:firstLine="0" w:firstLineChars="0"/>
+              <w:jc w:val="left"/>
+              <w:rPr>
+                <w:rFonts w:hint="default"/>
+                <w:vertAlign w:val="baseline"/>
+                <w:lang w:val="en-US" w:eastAsia="zh-CN"/>
+              </w:rPr>
+            </w:pPr>
+            <w:r>
+              <w:rPr>
+                <w:rFonts w:hint="eastAsia"/>
+                <w:vertAlign w:val="baseline"/>
+                <w:lang w:val="en-US" w:eastAsia="zh-CN"/>
+              </w:rPr>
+              <w:t>修订附录2。</w:t>
+            </w:r>
+          </w:p>
+        </w:tc>
+        <w:tc>
+          <w:tcPr>
+            <w:tcW w:w="3151" w:type="dxa"/>
           </w:tcPr>
           <w:p>
             <w:pPr>
@@ -3636,7 +3750,7 @@
               <w:ind w:left="0" w:leftChars="0" w:right="0" w:firstLine="0" w:firstLineChars="0"/>
               <w:jc w:val="left"/>
               <w:rPr>
-                <w:rFonts w:hint="default"/>
+                <w:rFonts w:hint="eastAsia"/>
                 <w:vertAlign w:val="baseline"/>
                 <w:lang w:val="en-US" w:eastAsia="zh-CN"/>
               </w:rPr>
@@ -3647,7 +3761,7 @@
                 <w:vertAlign w:val="baseline"/>
                 <w:lang w:val="en-US" w:eastAsia="zh-CN"/>
               </w:rPr>
-              <w:t>修订附录2。</w:t>
+              <w:t>中国电信</w:t>
             </w:r>
           </w:p>
         </w:tc>
@@ -3671,7 +3785,7 @@
         </w:tblPrEx>
         <w:tc>
           <w:tcPr>
-            <w:tcW w:w="1171" w:type="dxa"/>
+            <w:tcW w:w="788" w:type="dxa"/>
             <w:vAlign w:val="center"/>
           </w:tcPr>
           <w:p>
@@ -3711,7 +3825,7 @@
         </w:tc>
         <w:tc>
           <w:tcPr>
-            <w:tcW w:w="1361" w:type="dxa"/>
+            <w:tcW w:w="1161" w:type="dxa"/>
             <w:vAlign w:val="center"/>
           </w:tcPr>
           <w:p>
@@ -3751,7 +3865,7 @@
         </w:tc>
         <w:tc>
           <w:tcPr>
-            <w:tcW w:w="5764" w:type="dxa"/>
+            <w:tcW w:w="3196" w:type="dxa"/>
             <w:vAlign w:val="center"/>
           </w:tcPr>
           <w:p>
@@ -3760,7 +3874,7 @@
               <w:keepLines w:val="0"/>
               <w:numPr>
                 <w:ilvl w:val="0"/>
-                <w:numId w:val="20"/>
+                <w:numId w:val="22"/>
               </w:numPr>
               <w:pBdr>
                 <w:top w:val="none" w:color="auto" w:sz="0" w:space="0"/>
@@ -3794,7 +3908,7 @@
               <w:keepLines w:val="0"/>
               <w:numPr>
                 <w:ilvl w:val="0"/>
-                <w:numId w:val="20"/>
+                <w:numId w:val="22"/>
               </w:numPr>
               <w:pBdr>
                 <w:top w:val="none" w:color="auto" w:sz="0" w:space="0"/>
@@ -3823,6 +3937,46 @@
             </w:r>
           </w:p>
         </w:tc>
+        <w:tc>
+          <w:tcPr>
+            <w:tcW w:w="3151" w:type="dxa"/>
+            <w:vAlign w:val="center"/>
+          </w:tcPr>
+          <w:p>
+            <w:pPr>
+              <w:keepNext w:val="0"/>
+              <w:keepLines w:val="0"/>
+              <w:numPr>
+                <w:ilvl w:val="0"/>
+                <w:numId w:val="0"/>
+              </w:numPr>
+              <w:pBdr>
+                <w:top w:val="none" w:color="auto" w:sz="0" w:space="0"/>
+                <w:left w:val="none" w:color="auto" w:sz="0" w:space="0"/>
+                <w:bottom w:val="none" w:color="auto" w:sz="0" w:space="0"/>
+                <w:right w:val="none" w:color="auto" w:sz="0" w:space="0"/>
+                <w:between w:val="none" w:color="auto" w:sz="0" w:space="0"/>
+              </w:pBdr>
+              <w:bidi w:val="0"/>
+              <w:spacing w:before="0" w:beforeAutospacing="0" w:after="0" w:afterAutospacing="0"/>
+              <w:ind w:leftChars="0" w:right="0" w:rightChars="0"/>
+              <w:jc w:val="left"/>
+              <w:rPr>
+                <w:rFonts w:hint="eastAsia"/>
+                <w:vertAlign w:val="baseline"/>
+                <w:lang w:val="en-US" w:eastAsia="zh-CN"/>
+              </w:rPr>
+            </w:pPr>
+            <w:r>
+              <w:rPr>
+                <w:rFonts w:hint="eastAsia"/>
+                <w:vertAlign w:val="baseline"/>
+                <w:lang w:val="en-US" w:eastAsia="zh-CN"/>
+              </w:rPr>
+              <w:t>中国电信</w:t>
+            </w:r>
+          </w:p>
+        </w:tc>
       </w:tr>
       <w:tr>
         <w:tblPrEx>
@@ -3843,7 +3997,7 @@
         </w:tblPrEx>
         <w:tc>
           <w:tcPr>
-            <w:tcW w:w="1171" w:type="dxa"/>
+            <w:tcW w:w="788" w:type="dxa"/>
             <w:vAlign w:val="center"/>
           </w:tcPr>
           <w:p>
@@ -3883,7 +4037,7 @@
         </w:tc>
         <w:tc>
           <w:tcPr>
-            <w:tcW w:w="1361" w:type="dxa"/>
+            <w:tcW w:w="1161" w:type="dxa"/>
             <w:vAlign w:val="center"/>
           </w:tcPr>
           <w:p>
@@ -3923,7 +4077,7 @@
         </w:tc>
         <w:tc>
           <w:tcPr>
-            <w:tcW w:w="5764" w:type="dxa"/>
+            <w:tcW w:w="3196" w:type="dxa"/>
             <w:vAlign w:val="center"/>
           </w:tcPr>
           <w:p>
@@ -3932,7 +4086,81 @@
               <w:keepLines w:val="0"/>
               <w:numPr>
                 <w:ilvl w:val="0"/>
-                <w:numId w:val="21"/>
+                <w:numId w:val="23"/>
+              </w:numPr>
+              <w:pBdr>
+                <w:top w:val="none" w:color="auto" w:sz="0" w:space="0"/>
+                <w:left w:val="none" w:color="auto" w:sz="0" w:space="0"/>
+                <w:bottom w:val="none" w:color="auto" w:sz="0" w:space="0"/>
+                <w:right w:val="none" w:color="auto" w:sz="0" w:space="0"/>
+                <w:between w:val="none" w:color="auto" w:sz="0" w:space="0"/>
+              </w:pBdr>
+              <w:bidi w:val="0"/>
+              <w:spacing w:before="0" w:beforeAutospacing="0" w:after="0" w:afterAutospacing="0"/>
+              <w:ind w:left="0" w:leftChars="0" w:right="0" w:rightChars="0" w:firstLine="0" w:firstLineChars="0"/>
+              <w:jc w:val="left"/>
+              <w:rPr>
+                <w:rFonts w:hint="eastAsia"/>
+                <w:vertAlign w:val="baseline"/>
+                <w:lang w:val="en-US" w:eastAsia="zh-CN"/>
+              </w:rPr>
+            </w:pPr>
+            <w:r>
+              <w:rPr>
+                <w:rFonts w:hint="eastAsia"/>
+                <w:vertAlign w:val="baseline"/>
+                <w:lang w:val="en-US" w:eastAsia="zh-CN"/>
+              </w:rPr>
+              <w:t>修订附录2.2.1接口说明文字</w:t>
+            </w:r>
+          </w:p>
+          <w:p>
+            <w:pPr>
+              <w:keepNext w:val="0"/>
+              <w:keepLines w:val="0"/>
+              <w:numPr>
+                <w:ilvl w:val="0"/>
+                <w:numId w:val="23"/>
+              </w:numPr>
+              <w:pBdr>
+                <w:top w:val="none" w:color="auto" w:sz="0" w:space="0"/>
+                <w:left w:val="none" w:color="auto" w:sz="0" w:space="0"/>
+                <w:bottom w:val="none" w:color="auto" w:sz="0" w:space="0"/>
+                <w:right w:val="none" w:color="auto" w:sz="0" w:space="0"/>
+                <w:between w:val="none" w:color="auto" w:sz="0" w:space="0"/>
+              </w:pBdr>
+              <w:bidi w:val="0"/>
+              <w:spacing w:before="0" w:beforeAutospacing="0" w:after="0" w:afterAutospacing="0"/>
+              <w:ind w:left="0" w:leftChars="0" w:right="0" w:rightChars="0" w:firstLine="0" w:firstLineChars="0"/>
+              <w:jc w:val="left"/>
+              <w:rPr>
+                <w:rFonts w:hint="eastAsia"/>
+                <w:vertAlign w:val="baseline"/>
+                <w:lang w:val="en-US" w:eastAsia="zh-CN"/>
+              </w:rPr>
+            </w:pPr>
+            <w:r>
+              <w:rPr>
+                <w:rFonts w:hint="eastAsia"/>
+                <w:vertAlign w:val="baseline"/>
+                <w:lang w:val="en-US" w:eastAsia="zh-CN"/>
+              </w:rPr>
+              <w:t>修订终端能力接口章节说明文字</w:t>
+            </w:r>
+          </w:p>
+        </w:tc>
+        <w:tc>
+          <w:tcPr>
+            <w:tcW w:w="3151" w:type="dxa"/>
+            <w:vAlign w:val="center"/>
+          </w:tcPr>
+          <w:p>
+            <w:pPr>
+              <w:keepNext w:val="0"/>
+              <w:keepLines w:val="0"/>
+              <w:numPr>
+                <w:ilvl w:val="0"/>
+                <w:numId w:val="0"/>
               </w:numPr>
               <w:pBdr>
                 <w:top w:val="none" w:color="auto" w:sz="0" w:space="0"/>
@@ -3957,56 +4185,7 @@
                 <w:vertAlign w:val="baseline"/>
                 <w:lang w:val="en-US" w:eastAsia="zh-CN"/>
               </w:rPr>
-              <w:t>修订附录2.2.1接口说明文字</w:t>
-            </w:r>
-          </w:p>
-          <w:p>
-            <w:pPr>
-              <w:keepNext w:val="0"/>
-              <w:keepLines w:val="0"/>
-              <w:numPr>
-                <w:ilvl w:val="0"/>
-                <w:numId w:val="21"/>
-              </w:numPr>
-              <w:pBdr>
-                <w:top w:val="none" w:color="auto" w:sz="0" w:space="0"/>
-                <w:left w:val="none" w:color="auto" w:sz="0" w:space="0"/>
-                <w:bottom w:val="none" w:color="auto" w:sz="0" w:space="0"/>
-                <w:right w:val="none" w:color="auto" w:sz="0" w:space="0"/>
-                <w:between w:val="none" w:color="auto" w:sz="0" w:space="0"/>
-              </w:pBdr>
-              <w:bidi w:val="0"/>
-              <w:spacing w:before="0" w:beforeAutospacing="0" w:after="0" w:afterAutospacing="0"/>
-              <w:ind w:leftChars="0" w:right="0" w:rightChars="0"/>
-              <w:jc w:val="left"/>
-              <w:rPr>
-                <w:rFonts w:hint="eastAsia"/>
-                <w:vertAlign w:val="baseline"/>
-                <w:lang w:val="en-US" w:eastAsia="zh-CN"/>
-              </w:rPr>
-            </w:pPr>
-            <w:r>
-              <w:rPr>
-                <w:rFonts w:hint="eastAsia"/>
-                <w:vertAlign w:val="baseline"/>
-                <w:lang w:val="en-US" w:eastAsia="zh-CN"/>
-              </w:rPr>
-              <w:t>修订</w:t>
-            </w:r>
-            <w:r>
-              <w:rPr>
-                <w:rFonts w:hint="eastAsia"/>
-                <w:vertAlign w:val="baseline"/>
-              </w:rPr>
-              <w:t>终端</w:t>
-            </w:r>
-            <w:r>
-              <w:rPr>
-                <w:rFonts w:hint="eastAsia"/>
-                <w:vertAlign w:val="baseline"/>
-                <w:lang w:val="en-US" w:eastAsia="zh-CN"/>
-              </w:rPr>
-              <w:t>能力接口章节说明文字</w:t>
+              <w:t>中国电信</w:t>
             </w:r>
           </w:p>
         </w:tc>
@@ -4030,7 +4209,7 @@
         </w:tblPrEx>
         <w:tc>
           <w:tcPr>
-            <w:tcW w:w="1171" w:type="dxa"/>
+            <w:tcW w:w="788" w:type="dxa"/>
             <w:vAlign w:val="center"/>
           </w:tcPr>
           <w:p>
@@ -4070,7 +4249,7 @@
         </w:tc>
         <w:tc>
           <w:tcPr>
-            <w:tcW w:w="1361" w:type="dxa"/>
+            <w:tcW w:w="1161" w:type="dxa"/>
             <w:vAlign w:val="center"/>
           </w:tcPr>
           <w:p>
@@ -4110,7 +4289,7 @@
         </w:tc>
         <w:tc>
           <w:tcPr>
-            <w:tcW w:w="5764" w:type="dxa"/>
+            <w:tcW w:w="3196" w:type="dxa"/>
             <w:vAlign w:val="center"/>
           </w:tcPr>
           <w:p>
@@ -4119,7 +4298,7 @@
               <w:keepLines w:val="0"/>
               <w:numPr>
                 <w:ilvl w:val="0"/>
-                <w:numId w:val="22"/>
+                <w:numId w:val="24"/>
               </w:numPr>
               <w:pBdr>
                 <w:top w:val="none" w:color="auto" w:sz="0" w:space="0"/>
@@ -4130,7 +4309,7 @@
               </w:pBdr>
               <w:bidi w:val="0"/>
               <w:spacing w:before="0" w:beforeAutospacing="0" w:after="0" w:afterAutospacing="0"/>
-              <w:ind w:leftChars="0" w:right="0" w:rightChars="0"/>
+              <w:ind w:left="0" w:leftChars="0" w:right="0" w:rightChars="0" w:firstLine="0" w:firstLineChars="0"/>
               <w:jc w:val="left"/>
               <w:rPr>
                 <w:rFonts w:hint="default"/>
@@ -4145,6 +4324,46 @@
                 <w:lang w:val="en-US" w:eastAsia="zh-CN"/>
               </w:rPr>
               <w:t>附录2.1.1节中的获取视频窗口信息字段中增加共享方设备屏幕宽度与高度信息</w:t>
+            </w:r>
+          </w:p>
+        </w:tc>
+        <w:tc>
+          <w:tcPr>
+            <w:tcW w:w="3151" w:type="dxa"/>
+            <w:vAlign w:val="center"/>
+          </w:tcPr>
+          <w:p>
+            <w:pPr>
+              <w:keepNext w:val="0"/>
+              <w:keepLines w:val="0"/>
+              <w:numPr>
+                <w:ilvl w:val="0"/>
+                <w:numId w:val="0"/>
+              </w:numPr>
+              <w:pBdr>
+                <w:top w:val="none" w:color="auto" w:sz="0" w:space="0"/>
+                <w:left w:val="none" w:color="auto" w:sz="0" w:space="0"/>
+                <w:bottom w:val="none" w:color="auto" w:sz="0" w:space="0"/>
+                <w:right w:val="none" w:color="auto" w:sz="0" w:space="0"/>
+                <w:between w:val="none" w:color="auto" w:sz="0" w:space="0"/>
+              </w:pBdr>
+              <w:bidi w:val="0"/>
+              <w:spacing w:before="0" w:beforeAutospacing="0" w:after="0" w:afterAutospacing="0"/>
+              <w:ind w:leftChars="0" w:right="0" w:rightChars="0"/>
+              <w:jc w:val="left"/>
+              <w:rPr>
+                <w:rFonts w:hint="eastAsia"/>
+                <w:vertAlign w:val="baseline"/>
+                <w:lang w:val="en-US" w:eastAsia="zh-CN"/>
+              </w:rPr>
+            </w:pPr>
+            <w:r>
+              <w:rPr>
+                <w:rFonts w:hint="eastAsia"/>
+                <w:vertAlign w:val="baseline"/>
+                <w:lang w:val="en-US" w:eastAsia="zh-CN"/>
+              </w:rPr>
+              <w:t>中国电信</w:t>
             </w:r>
           </w:p>
         </w:tc>
@@ -4168,8 +4387,7 @@
         </w:tblPrEx>
         <w:tc>
           <w:tcPr>
-            <w:tcW w:w="1171" w:type="dxa"/>
-            <w:vMerge w:val="restart"/>
+            <w:tcW w:w="788" w:type="dxa"/>
             <w:vAlign w:val="center"/>
           </w:tcPr>
           <w:p>
@@ -4214,8 +4432,7 @@
         </w:tc>
         <w:tc>
           <w:tcPr>
-            <w:tcW w:w="1361" w:type="dxa"/>
-            <w:vMerge w:val="restart"/>
+            <w:tcW w:w="1161" w:type="dxa"/>
             <w:vAlign w:val="center"/>
           </w:tcPr>
           <w:p>
@@ -4253,8 +4470,47 @@
         </w:tc>
         <w:tc>
           <w:tcPr>
-            <w:tcW w:w="5764" w:type="dxa"/>
-            <w:vMerge w:val="restart"/>
+            <w:tcW w:w="3196" w:type="dxa"/>
+            <w:vAlign w:val="center"/>
+          </w:tcPr>
+          <w:p>
+            <w:pPr>
+              <w:keepNext w:val="0"/>
+              <w:keepLines w:val="0"/>
+              <w:numPr>
+                <w:ilvl w:val="0"/>
+                <w:numId w:val="25"/>
+              </w:numPr>
+              <w:pBdr>
+                <w:top w:val="none" w:color="auto" w:sz="0" w:space="0"/>
+                <w:left w:val="none" w:color="auto" w:sz="0" w:space="0"/>
+                <w:bottom w:val="none" w:color="auto" w:sz="0" w:space="0"/>
+                <w:right w:val="none" w:color="auto" w:sz="0" w:space="0"/>
+                <w:between w:val="none" w:color="auto" w:sz="0" w:space="0"/>
+              </w:pBdr>
+              <w:bidi w:val="0"/>
+              <w:spacing w:before="0" w:beforeAutospacing="0" w:after="0" w:afterAutospacing="0"/>
+              <w:ind w:left="0" w:leftChars="0" w:right="0" w:rightChars="0" w:firstLine="0" w:firstLineChars="0"/>
+              <w:jc w:val="left"/>
+              <w:rPr>
+                <w:rFonts w:hint="eastAsia"/>
+                <w:vertAlign w:val="baseline"/>
+                <w:lang w:val="en-US" w:eastAsia="zh-CN"/>
+              </w:rPr>
+            </w:pPr>
+            <w:r>
+              <w:rPr>
+                <w:rFonts w:hint="default"/>
+                <w:vertAlign w:val="baseline"/>
+                <w:lang w:val="en-US" w:eastAsia="zh-CN"/>
+              </w:rPr>
+              <w:t>1.增加2.1.1中字段及说明</w:t>
+            </w:r>
+          </w:p>
+        </w:tc>
+        <w:tc>
+          <w:tcPr>
+            <w:tcW w:w="3151" w:type="dxa"/>
             <w:vAlign w:val="center"/>
           </w:tcPr>
           <w:p>
@@ -4273,16 +4529,17 @@
               <w:ind w:left="0" w:right="0" w:rightChars="0" w:firstLine="0"/>
               <w:jc w:val="left"/>
               <w:rPr>
-                <w:rFonts w:hint="eastAsia"/>
+                <w:rFonts w:hint="default"/>
                 <w:vertAlign w:val="baseline"/>
               </w:rPr>
             </w:pPr>
             <w:r>
               <w:rPr>
-                <w:rFonts w:hint="default"/>
+                <w:rFonts w:hint="eastAsia"/>
                 <w:vertAlign w:val="baseline"/>
+                <w:lang w:val="en-US" w:eastAsia="zh-CN"/>
               </w:rPr>
-              <w:t>1.增加2.1.1中字段及说明</w:t>
+              <w:t>中国电信</w:t>
             </w:r>
           </w:p>
         </w:tc>
@@ -4304,10 +4561,12 @@
             <w:right w:w="108" w:type="dxa"/>
           </w:tblCellMar>
         </w:tblPrEx>
+        <w:trPr>
+          <w:trHeight w:val="906" w:hRule="atLeast"/>
+        </w:trPr>
         <w:tc>
           <w:tcPr>
-            <w:tcW w:w="1171" w:type="dxa"/>
-            <w:vMerge w:val="restart"/>
+            <w:tcW w:w="788" w:type="dxa"/>
             <w:vAlign w:val="center"/>
           </w:tcPr>
           <w:p>
@@ -4352,8 +4611,7 @@
         </w:tc>
         <w:tc>
           <w:tcPr>
-            <w:tcW w:w="1361" w:type="dxa"/>
-            <w:vMerge w:val="restart"/>
+            <w:tcW w:w="1161" w:type="dxa"/>
             <w:vAlign w:val="center"/>
           </w:tcPr>
           <w:p>
@@ -4391,157 +4649,7 @@
         </w:tc>
         <w:tc>
           <w:tcPr>
-            <w:tcW w:w="5764" w:type="dxa"/>
-            <w:vMerge w:val="restart"/>
-            <w:vAlign w:val="center"/>
-          </w:tcPr>
-          <w:p>
-            <w:pPr>
-              <w:keepNext w:val="0"/>
-              <w:keepLines w:val="0"/>
-              <w:pBdr>
-                <w:top w:val="none" w:color="000000" w:sz="0" w:space="0"/>
-                <w:left w:val="none" w:color="000000" w:sz="0" w:space="0"/>
-                <w:bottom w:val="none" w:color="000000" w:sz="0" w:space="0"/>
-                <w:right w:val="none" w:color="000000" w:sz="0" w:space="0"/>
-                <w:between w:val="none" w:color="000000" w:sz="0" w:space="0"/>
-              </w:pBdr>
-              <w:bidi w:val="0"/>
-              <w:spacing w:before="0" w:beforeAutospacing="0" w:after="0" w:afterAutospacing="0"/>
-              <w:ind w:left="0" w:right="0" w:rightChars="0" w:firstLine="0"/>
-              <w:jc w:val="left"/>
-              <w:rPr>
-                <w:rFonts w:hint="default" w:ascii="Times New Roman" w:hAnsi="Times New Roman" w:cs="Times New Roman" w:eastAsiaTheme="minorEastAsia"/>
-                <w:b w:val="0"/>
-                <w:i w:val="0"/>
-                <w:strike w:val="0"/>
-                <w:dstrike w:val="0"/>
-                <w:color w:val="auto"/>
-                <w:spacing w:val="0"/>
-                <w:w w:val="100"/>
-                <w:sz w:val="21"/>
-                <w:szCs w:val="22"/>
-                <w:u w:val="none"/>
-                <w:vertAlign w:val="baseline"/>
-              </w:rPr>
-            </w:pPr>
-            <w:r>
-              <w:rPr>
-                <w:rFonts w:hint="default"/>
-                <w:vertAlign w:val="baseline"/>
-              </w:rPr>
-              <w:t>1</w:t>
-            </w:r>
-            <w:r>
-              <w:rPr>
-                <w:rFonts w:hint="default" w:ascii="Times New Roman" w:hAnsi="Times New Roman" w:cs="Times New Roman" w:eastAsiaTheme="minorEastAsia"/>
-                <w:b w:val="0"/>
-                <w:i w:val="0"/>
-                <w:strike w:val="0"/>
-                <w:dstrike w:val="0"/>
-                <w:color w:val="auto"/>
-                <w:spacing w:val="0"/>
-                <w:w w:val="100"/>
-                <w:kern w:val="2"/>
-                <w:sz w:val="21"/>
-                <w:szCs w:val="22"/>
-                <w:u w:val="none"/>
-                <w:vertAlign w:val="baseline"/>
-                <w:lang w:val="en-US" w:bidi="en-US"/>
-              </w:rPr>
-              <w:t>.</w:t>
-            </w:r>
-            <w:r>
-              <w:rPr>
-                <w:rFonts w:hint="default" w:ascii="Times New Roman" w:hAnsi="Times New Roman" w:cs="Times New Roman" w:eastAsiaTheme="minorEastAsia"/>
-                <w:b w:val="0"/>
-                <w:i w:val="0"/>
-                <w:strike w:val="0"/>
-                <w:dstrike w:val="0"/>
-                <w:color w:val="auto"/>
-                <w:spacing w:val="0"/>
-                <w:w w:val="100"/>
-                <w:kern w:val="2"/>
-                <w:sz w:val="21"/>
-                <w:szCs w:val="22"/>
-                <w:u w:val="none"/>
-                <w:vertAlign w:val="baseline"/>
-              </w:rPr>
-              <w:t>补充3.2中4，新增3.2中5</w:t>
-            </w:r>
-          </w:p>
-          <w:p>
-            <w:pPr>
-              <w:keepNext w:val="0"/>
-              <w:keepLines w:val="0"/>
-              <w:pBdr>
-                <w:top w:val="none" w:color="000000" w:sz="0" w:space="0"/>
-                <w:left w:val="none" w:color="000000" w:sz="0" w:space="0"/>
-                <w:bottom w:val="none" w:color="000000" w:sz="0" w:space="0"/>
-                <w:right w:val="none" w:color="000000" w:sz="0" w:space="0"/>
-                <w:between w:val="none" w:color="000000" w:sz="0" w:space="0"/>
-              </w:pBdr>
-              <w:bidi w:val="0"/>
-              <w:spacing w:before="0" w:beforeAutospacing="0" w:after="0" w:afterAutospacing="0"/>
-              <w:ind w:left="0" w:right="0" w:rightChars="0" w:firstLine="0"/>
-              <w:jc w:val="left"/>
-              <w:rPr>
-                <w:rFonts w:hint="default" w:ascii="Times New Roman" w:hAnsi="Times New Roman" w:cs="Times New Roman" w:eastAsiaTheme="minorEastAsia"/>
-                <w:b w:val="0"/>
-                <w:i w:val="0"/>
-                <w:strike w:val="0"/>
-                <w:dstrike w:val="0"/>
-                <w:color w:val="auto"/>
-                <w:spacing w:val="0"/>
-                <w:w w:val="100"/>
-                <w:sz w:val="21"/>
-                <w:szCs w:val="22"/>
-                <w:u w:val="none"/>
-                <w:vertAlign w:val="baseline"/>
-              </w:rPr>
-            </w:pPr>
-            <w:r>
-              <w:rPr>
-                <w:rFonts w:hint="default" w:ascii="Times New Roman" w:hAnsi="Times New Roman" w:cs="Times New Roman" w:eastAsiaTheme="minorEastAsia"/>
-                <w:b w:val="0"/>
-                <w:i w:val="0"/>
-                <w:strike w:val="0"/>
-                <w:dstrike w:val="0"/>
-                <w:color w:val="auto"/>
-                <w:spacing w:val="0"/>
-                <w:w w:val="100"/>
-                <w:kern w:val="2"/>
-                <w:sz w:val="21"/>
-                <w:szCs w:val="22"/>
-                <w:u w:val="none"/>
-                <w:vertAlign w:val="baseline"/>
-              </w:rPr>
-              <w:t>2.附录1新增终端查询SDK授权情况接口</w:t>
-            </w:r>
-          </w:p>
-        </w:tc>
-      </w:tr>
-      <w:tr>
-        <w:tblPrEx>
-          <w:tblBorders>
-            <w:top w:val="single" w:color="auto" w:sz="4" w:space="0"/>
-            <w:left w:val="single" w:color="auto" w:sz="4" w:space="0"/>
-            <w:bottom w:val="single" w:color="auto" w:sz="4" w:space="0"/>
-            <w:right w:val="single" w:color="auto" w:sz="4" w:space="0"/>
-            <w:insideH w:val="single" w:color="auto" w:sz="4" w:space="0"/>
-            <w:insideV w:val="single" w:color="auto" w:sz="4" w:space="0"/>
-          </w:tblBorders>
-          <w:tblCellMar>
-            <w:top w:w="0" w:type="dxa"/>
-            <w:left w:w="108" w:type="dxa"/>
-            <w:bottom w:w="0" w:type="dxa"/>
-            <w:right w:w="108" w:type="dxa"/>
-          </w:tblCellMar>
-        </w:tblPrEx>
-        <w:tc>
-          <w:tcPr>
-            <w:tcW w:w="1171" w:type="dxa"/>
-            <w:vMerge w:val="continue"/>
+            <w:tcW w:w="3196" w:type="dxa"/>
             <w:vAlign w:val="center"/>
           </w:tcPr>
           <w:p>
@@ -4550,46 +4658,14 @@
               <w:keepLines w:val="0"/>
               <w:numPr>
                 <w:ilvl w:val="0"/>
-                <w:numId w:val="0"/>
+                <w:numId w:val="25"/>
               </w:numPr>
               <w:pBdr>
-                <w:top w:val="none" w:color="000000" w:sz="0" w:space="0"/>
-                <w:left w:val="none" w:color="000000" w:sz="0" w:space="0"/>
-                <w:bottom w:val="none" w:color="000000" w:sz="0" w:space="0"/>
-                <w:right w:val="none" w:color="000000" w:sz="0" w:space="0"/>
-                <w:between w:val="none" w:color="000000" w:sz="0" w:space="0"/>
-              </w:pBdr>
-              <w:bidi w:val="0"/>
-              <w:spacing w:before="0" w:beforeAutospacing="0" w:after="0" w:afterAutospacing="0"/>
-              <w:ind w:left="0" w:leftChars="0" w:right="0" w:rightChars="0" w:firstLine="0" w:firstLineChars="0"/>
-              <w:jc w:val="left"/>
-              <w:rPr>
-                <w:rFonts w:hint="eastAsia"/>
-                <w:vertAlign w:val="baseline"/>
-              </w:rPr>
-            </w:pPr>
-          </w:p>
-        </w:tc>
-        <w:tc>
-          <w:tcPr>
-            <w:tcW w:w="1361" w:type="dxa"/>
-            <w:vMerge w:val="continue"/>
-            <w:vAlign w:val="center"/>
-          </w:tcPr>
-          <w:p>
-            <w:pPr>
-              <w:keepNext w:val="0"/>
-              <w:keepLines w:val="0"/>
-              <w:numPr>
-                <w:ilvl w:val="0"/>
-                <w:numId w:val="0"/>
-              </w:numPr>
-              <w:pBdr>
-                <w:top w:val="none" w:color="000000" w:sz="0" w:space="0"/>
-                <w:left w:val="none" w:color="000000" w:sz="0" w:space="0"/>
-                <w:bottom w:val="none" w:color="000000" w:sz="0" w:space="0"/>
-                <w:right w:val="none" w:color="000000" w:sz="0" w:space="0"/>
-                <w:between w:val="none" w:color="000000" w:sz="0" w:space="0"/>
+                <w:top w:val="none" w:color="auto" w:sz="0" w:space="0"/>
+                <w:left w:val="none" w:color="auto" w:sz="0" w:space="0"/>
+                <w:bottom w:val="none" w:color="auto" w:sz="0" w:space="0"/>
+                <w:right w:val="none" w:color="auto" w:sz="0" w:space="0"/>
+                <w:between w:val="none" w:color="auto" w:sz="0" w:space="0"/>
               </w:pBdr>
               <w:bidi w:val="0"/>
               <w:spacing w:before="0" w:beforeAutospacing="0" w:after="0" w:afterAutospacing="0"/>
@@ -4598,14 +4674,56 @@
               <w:rPr>
                 <w:rFonts w:hint="default"/>
                 <w:vertAlign w:val="baseline"/>
+                <w:lang w:val="en-US" w:eastAsia="zh-CN"/>
               </w:rPr>
             </w:pPr>
+            <w:r>
+              <w:rPr>
+                <w:rFonts w:hint="default"/>
+                <w:vertAlign w:val="baseline"/>
+                <w:lang w:val="en-US" w:eastAsia="zh-CN"/>
+              </w:rPr>
+              <w:t>1.补充3.2中4，新增3.2中5</w:t>
+            </w:r>
+          </w:p>
+          <w:p>
+            <w:pPr>
+              <w:keepNext w:val="0"/>
+              <w:keepLines w:val="0"/>
+              <w:numPr>
+                <w:ilvl w:val="0"/>
+                <w:numId w:val="25"/>
+              </w:numPr>
+              <w:pBdr>
+                <w:top w:val="none" w:color="auto" w:sz="0" w:space="0"/>
+                <w:left w:val="none" w:color="auto" w:sz="0" w:space="0"/>
+                <w:bottom w:val="none" w:color="auto" w:sz="0" w:space="0"/>
+                <w:right w:val="none" w:color="auto" w:sz="0" w:space="0"/>
+                <w:between w:val="none" w:color="auto" w:sz="0" w:space="0"/>
+              </w:pBdr>
+              <w:bidi w:val="0"/>
+              <w:spacing w:before="0" w:beforeAutospacing="0" w:after="0" w:afterAutospacing="0"/>
+              <w:ind w:left="0" w:leftChars="0" w:right="0" w:rightChars="0" w:firstLine="0" w:firstLineChars="0"/>
+              <w:jc w:val="left"/>
+              <w:rPr>
+                <w:rFonts w:hint="default"/>
+                <w:vertAlign w:val="baseline"/>
+                <w:lang w:val="en-US" w:eastAsia="zh-CN"/>
+              </w:rPr>
+            </w:pPr>
+            <w:r>
+              <w:rPr>
+                <w:rFonts w:hint="default"/>
+                <w:vertAlign w:val="baseline"/>
+                <w:lang w:val="en-US" w:eastAsia="zh-CN"/>
+              </w:rPr>
+              <w:t>2.附录1新增终端查询SDK授权情况接口</w:t>
+            </w:r>
           </w:p>
         </w:tc>
         <w:tc>
           <w:tcPr>
-            <w:tcW w:w="5764" w:type="dxa"/>
-            <w:vMerge w:val="continue"/>
+            <w:tcW w:w="3151" w:type="dxa"/>
             <w:vAlign w:val="center"/>
           </w:tcPr>
           <w:p>
@@ -4639,6 +4757,14 @@
                 <w:vertAlign w:val="baseline"/>
               </w:rPr>
             </w:pPr>
+            <w:r>
+              <w:rPr>
+                <w:rFonts w:hint="eastAsia"/>
+                <w:vertAlign w:val="baseline"/>
+                <w:lang w:val="en-US" w:eastAsia="zh-CN"/>
+              </w:rPr>
+              <w:t>中国电信</w:t>
+            </w:r>
           </w:p>
         </w:tc>
       </w:tr>
@@ -4661,8 +4787,8 @@
         </w:tblPrEx>
         <w:tc>
           <w:tcPr>
-            <w:tcW w:w="1171" w:type="dxa"/>
-            <w:shd w:val="clear"/>
+            <w:tcW w:w="788" w:type="dxa"/>
+            <w:shd w:val="clear" w:color="auto" w:fill="auto"/>
             <w:vAlign w:val="center"/>
           </w:tcPr>
           <w:p>
@@ -4719,8 +4845,8 @@
         </w:tc>
         <w:tc>
           <w:tcPr>
-            <w:tcW w:w="1361" w:type="dxa"/>
-            <w:shd w:val="clear"/>
+            <w:tcW w:w="1161" w:type="dxa"/>
+            <w:shd w:val="clear" w:color="auto" w:fill="auto"/>
             <w:vAlign w:val="center"/>
           </w:tcPr>
           <w:p>
@@ -4800,8 +4926,8 @@
         </w:tc>
         <w:tc>
           <w:tcPr>
-            <w:tcW w:w="5764" w:type="dxa"/>
-            <w:shd w:val="clear"/>
+            <w:tcW w:w="3196" w:type="dxa"/>
+            <w:shd w:val="clear" w:color="auto" w:fill="auto"/>
             <w:vAlign w:val="center"/>
           </w:tcPr>
           <w:p>
@@ -4810,7 +4936,116 @@
               <w:keepLines w:val="0"/>
               <w:numPr>
                 <w:ilvl w:val="0"/>
-                <w:numId w:val="23"/>
+                <w:numId w:val="26"/>
+              </w:numPr>
+              <w:pBdr>
+                <w:top w:val="none" w:color="auto" w:sz="0" w:space="0"/>
+                <w:left w:val="none" w:color="auto" w:sz="0" w:space="0"/>
+                <w:bottom w:val="none" w:color="auto" w:sz="0" w:space="0"/>
+                <w:right w:val="none" w:color="auto" w:sz="0" w:space="0"/>
+                <w:between w:val="none" w:color="auto" w:sz="0" w:space="0"/>
+              </w:pBdr>
+              <w:bidi w:val="0"/>
+              <w:spacing w:before="0" w:beforeAutospacing="0" w:after="0" w:afterAutospacing="0"/>
+              <w:ind w:left="0" w:leftChars="0" w:right="0" w:rightChars="0" w:firstLine="0" w:firstLineChars="0"/>
+              <w:jc w:val="left"/>
+              <w:rPr>
+                <w:rFonts w:hint="eastAsia"/>
+                <w:vertAlign w:val="baseline"/>
+                <w:lang w:val="en-US" w:eastAsia="zh-CN"/>
+              </w:rPr>
+            </w:pPr>
+            <w:r>
+              <w:rPr>
+                <w:rFonts w:hint="eastAsia"/>
+                <w:vertAlign w:val="baseline"/>
+                <w:lang w:val="en-US" w:eastAsia="zh-CN"/>
+              </w:rPr>
+              <w:t>修订3.2中特权配置描述</w:t>
+            </w:r>
+          </w:p>
+          <w:p>
+            <w:pPr>
+              <w:keepNext w:val="0"/>
+              <w:keepLines w:val="0"/>
+              <w:numPr>
+                <w:ilvl w:val="0"/>
+                <w:numId w:val="26"/>
+              </w:numPr>
+              <w:pBdr>
+                <w:top w:val="none" w:color="auto" w:sz="0" w:space="0"/>
+                <w:left w:val="none" w:color="auto" w:sz="0" w:space="0"/>
+                <w:bottom w:val="none" w:color="auto" w:sz="0" w:space="0"/>
+                <w:right w:val="none" w:color="auto" w:sz="0" w:space="0"/>
+                <w:between w:val="none" w:color="auto" w:sz="0" w:space="0"/>
+              </w:pBdr>
+              <w:bidi w:val="0"/>
+              <w:spacing w:before="0" w:beforeAutospacing="0" w:after="0" w:afterAutospacing="0"/>
+              <w:ind w:left="0" w:leftChars="0" w:right="0" w:rightChars="0" w:firstLine="0" w:firstLineChars="0"/>
+              <w:jc w:val="left"/>
+              <w:rPr>
+                <w:rFonts w:hint="default"/>
+                <w:vertAlign w:val="baseline"/>
+                <w:lang w:val="en-US" w:eastAsia="zh-CN"/>
+              </w:rPr>
+            </w:pPr>
+            <w:r>
+              <w:rPr>
+                <w:rFonts w:hint="eastAsia"/>
+                <w:vertAlign w:val="baseline"/>
+                <w:lang w:val="en-US" w:eastAsia="zh-CN"/>
+              </w:rPr>
+              <w:t>删除3.2中手动授权时的页面要求</w:t>
+            </w:r>
+          </w:p>
+          <w:p>
+            <w:pPr>
+              <w:keepNext w:val="0"/>
+              <w:keepLines w:val="0"/>
+              <w:numPr>
+                <w:ilvl w:val="0"/>
+                <w:numId w:val="26"/>
+              </w:numPr>
+              <w:pBdr>
+                <w:top w:val="none" w:color="auto" w:sz="0" w:space="0"/>
+                <w:left w:val="none" w:color="auto" w:sz="0" w:space="0"/>
+                <w:bottom w:val="none" w:color="auto" w:sz="0" w:space="0"/>
+                <w:right w:val="none" w:color="auto" w:sz="0" w:space="0"/>
+                <w:between w:val="none" w:color="auto" w:sz="0" w:space="0"/>
+              </w:pBdr>
+              <w:bidi w:val="0"/>
+              <w:spacing w:before="0" w:beforeAutospacing="0" w:after="0" w:afterAutospacing="0"/>
+              <w:ind w:left="0" w:leftChars="0" w:right="0" w:rightChars="0" w:firstLine="0" w:firstLineChars="0"/>
+              <w:jc w:val="left"/>
+              <w:rPr>
+                <w:rFonts w:hint="default"/>
+                <w:vertAlign w:val="baseline"/>
+                <w:lang w:val="en-US" w:eastAsia="zh-CN"/>
+              </w:rPr>
+            </w:pPr>
+            <w:r>
+              <w:rPr>
+                <w:rFonts w:hint="eastAsia"/>
+                <w:vertAlign w:val="baseline"/>
+                <w:lang w:val="en-US" w:eastAsia="zh-CN"/>
+              </w:rPr>
+              <w:t>增加附录3、4、5、6</w:t>
+            </w:r>
+          </w:p>
+        </w:tc>
+        <w:tc>
+          <w:tcPr>
+            <w:tcW w:w="3151" w:type="dxa"/>
+            <w:shd w:val="clear" w:color="auto" w:fill="auto"/>
+            <w:vAlign w:val="center"/>
+          </w:tcPr>
+          <w:p>
+            <w:pPr>
+              <w:keepNext w:val="0"/>
+              <w:keepLines w:val="0"/>
+              <w:numPr>
+                <w:ilvl w:val="0"/>
+                <w:numId w:val="0"/>
               </w:numPr>
               <w:pBdr>
                 <w:top w:val="none" w:color="000000" w:sz="0" w:space="0"/>
@@ -4821,7 +5056,7 @@
               </w:pBdr>
               <w:bidi w:val="0"/>
               <w:spacing w:before="0" w:beforeAutospacing="0" w:after="0" w:afterAutospacing="0"/>
-              <w:ind w:left="0" w:leftChars="0" w:right="0" w:rightChars="0" w:firstLine="0" w:firstLineChars="0"/>
+              <w:ind w:leftChars="0" w:right="0" w:rightChars="0"/>
               <w:jc w:val="left"/>
               <w:rPr>
                 <w:rFonts w:hint="eastAsia" w:cs="Times New Roman"/>
@@ -4842,134 +5077,11 @@
             </w:pPr>
             <w:r>
               <w:rPr>
-                <w:rFonts w:hint="eastAsia" w:cs="Times New Roman"/>
-                <w:b w:val="0"/>
-                <w:i w:val="0"/>
-                <w:strike w:val="0"/>
-                <w:dstrike w:val="0"/>
-                <w:color w:val="auto"/>
-                <w:spacing w:val="0"/>
-                <w:w w:val="100"/>
-                <w:kern w:val="2"/>
-                <w:sz w:val="21"/>
-                <w:szCs w:val="22"/>
-                <w:u w:val="none"/>
+                <w:rFonts w:hint="eastAsia"/>
                 <w:vertAlign w:val="baseline"/>
                 <w:lang w:val="en-US" w:eastAsia="zh-CN"/>
               </w:rPr>
-              <w:t>修订3.2中特权配置描述</w:t>
-            </w:r>
-          </w:p>
-          <w:p>
-            <w:pPr>
-              <w:keepNext w:val="0"/>
-              <w:keepLines w:val="0"/>
-              <w:numPr>
-                <w:ilvl w:val="0"/>
-                <w:numId w:val="23"/>
-              </w:numPr>
-              <w:pBdr>
-                <w:top w:val="none" w:color="000000" w:sz="0" w:space="0"/>
-                <w:left w:val="none" w:color="000000" w:sz="0" w:space="0"/>
-                <w:bottom w:val="none" w:color="000000" w:sz="0" w:space="0"/>
-                <w:right w:val="none" w:color="000000" w:sz="0" w:space="0"/>
-                <w:between w:val="none" w:color="000000" w:sz="0" w:space="0"/>
-              </w:pBdr>
-              <w:bidi w:val="0"/>
-              <w:spacing w:before="0" w:beforeAutospacing="0" w:after="0" w:afterAutospacing="0"/>
-              <w:ind w:left="0" w:leftChars="0" w:right="0" w:rightChars="0" w:firstLine="0" w:firstLineChars="0"/>
-              <w:jc w:val="left"/>
-              <w:rPr>
-                <w:rFonts w:hint="default" w:cs="Times New Roman"/>
-                <w:b w:val="0"/>
-                <w:i w:val="0"/>
-                <w:strike w:val="0"/>
-                <w:dstrike w:val="0"/>
-                <w:color w:val="auto"/>
-                <w:spacing w:val="0"/>
-                <w:w w:val="100"/>
-                <w:kern w:val="2"/>
-                <w:sz w:val="21"/>
-                <w:szCs w:val="22"/>
-                <w:u w:val="none"/>
-                <w:vertAlign w:val="baseline"/>
-                <w:lang w:val="en-US" w:eastAsia="zh-CN"/>
-              </w:rPr>
-            </w:pPr>
-            <w:r>
-              <w:rPr>
-                <w:rFonts w:hint="eastAsia" w:cs="Times New Roman"/>
-                <w:b w:val="0"/>
-                <w:i w:val="0"/>
-                <w:strike w:val="0"/>
-                <w:dstrike w:val="0"/>
-                <w:color w:val="auto"/>
-                <w:spacing w:val="0"/>
-                <w:w w:val="100"/>
-                <w:kern w:val="2"/>
-                <w:sz w:val="21"/>
-                <w:szCs w:val="22"/>
-                <w:u w:val="none"/>
-                <w:vertAlign w:val="baseline"/>
-                <w:lang w:val="en-US" w:eastAsia="zh-CN"/>
-              </w:rPr>
-              <w:t>删除3.2中手动授权时的页面要求</w:t>
-            </w:r>
-          </w:p>
-          <w:p>
-            <w:pPr>
-              <w:keepNext w:val="0"/>
-              <w:keepLines w:val="0"/>
-              <w:numPr>
-                <w:ilvl w:val="0"/>
-                <w:numId w:val="23"/>
-              </w:numPr>
-              <w:pBdr>
-                <w:top w:val="none" w:color="000000" w:sz="0" w:space="0"/>
-                <w:left w:val="none" w:color="000000" w:sz="0" w:space="0"/>
-                <w:bottom w:val="none" w:color="000000" w:sz="0" w:space="0"/>
-                <w:right w:val="none" w:color="000000" w:sz="0" w:space="0"/>
-                <w:between w:val="none" w:color="000000" w:sz="0" w:space="0"/>
-              </w:pBdr>
-              <w:bidi w:val="0"/>
-              <w:spacing w:before="0" w:beforeAutospacing="0" w:after="0" w:afterAutospacing="0"/>
-              <w:ind w:left="0" w:leftChars="0" w:right="0" w:rightChars="0" w:firstLine="0" w:firstLineChars="0"/>
-              <w:jc w:val="left"/>
-              <w:rPr>
-                <w:rFonts w:hint="default" w:cs="Times New Roman"/>
-                <w:b w:val="0"/>
-                <w:i w:val="0"/>
-                <w:strike w:val="0"/>
-                <w:dstrike w:val="0"/>
-                <w:color w:val="auto"/>
-                <w:spacing w:val="0"/>
-                <w:w w:val="100"/>
-                <w:kern w:val="2"/>
-                <w:sz w:val="21"/>
-                <w:szCs w:val="22"/>
-                <w:u w:val="none"/>
-                <w:vertAlign w:val="baseline"/>
-                <w:lang w:val="en-US" w:eastAsia="zh-CN"/>
-              </w:rPr>
-            </w:pPr>
-            <w:r>
-              <w:rPr>
-                <w:rFonts w:hint="eastAsia" w:cs="Times New Roman"/>
-                <w:b w:val="0"/>
-                <w:i w:val="0"/>
-                <w:strike w:val="0"/>
-                <w:dstrike w:val="0"/>
-                <w:color w:val="auto"/>
-                <w:spacing w:val="0"/>
-                <w:w w:val="100"/>
-                <w:kern w:val="2"/>
-                <w:sz w:val="21"/>
-                <w:szCs w:val="22"/>
-                <w:u w:val="none"/>
-                <w:vertAlign w:val="baseline"/>
-                <w:lang w:val="en-US" w:eastAsia="zh-CN"/>
-              </w:rPr>
-              <w:t>增加附录3、4、5、6</w:t>
+              <w:t>中国电信</w:t>
             </w:r>
           </w:p>
         </w:tc>
@@ -4988,6 +5100,8 @@
         </w:rPr>
         <w:br w:type="page"/>
       </w:r>
+      <w:bookmarkStart w:id="97" w:name="_GoBack"/>
+      <w:bookmarkEnd w:id="97"/>
     </w:p>
     <w:p>
       <w:pPr>
@@ -5081,7 +5195,7 @@
         <w:pStyle w:val="843"/>
         <w:numPr>
           <w:ilvl w:val="0"/>
-          <w:numId w:val="24"/>
+          <w:numId w:val="27"/>
         </w:numPr>
         <w:spacing w:before="156" w:beforeAutospacing="0" w:after="156" w:afterAutospacing="0" w:line="300" w:lineRule="auto"/>
         <w:rPr>
@@ -5123,7 +5237,7 @@
         <w:pStyle w:val="534"/>
         <w:numPr>
           <w:ilvl w:val="0"/>
-          <w:numId w:val="25"/>
+          <w:numId w:val="28"/>
         </w:numPr>
         <w:spacing w:beforeAutospacing="0" w:afterAutospacing="0" w:line="300" w:lineRule="auto"/>
         <w:ind w:firstLineChars="0"/>
@@ -5137,7 +5251,7 @@
         <w:pStyle w:val="534"/>
         <w:numPr>
           <w:ilvl w:val="0"/>
-          <w:numId w:val="25"/>
+          <w:numId w:val="28"/>
         </w:numPr>
         <w:spacing w:beforeAutospacing="0" w:afterAutospacing="0" w:line="300" w:lineRule="auto"/>
         <w:ind w:firstLineChars="0"/>
@@ -5151,7 +5265,7 @@
         <w:pStyle w:val="534"/>
         <w:numPr>
           <w:ilvl w:val="0"/>
-          <w:numId w:val="25"/>
+          <w:numId w:val="28"/>
         </w:numPr>
         <w:spacing w:beforeAutospacing="0" w:afterAutospacing="0" w:line="300" w:lineRule="auto"/>
         <w:ind w:firstLineChars="0"/>
@@ -5165,7 +5279,7 @@
         <w:pStyle w:val="534"/>
         <w:numPr>
           <w:ilvl w:val="0"/>
-          <w:numId w:val="25"/>
+          <w:numId w:val="28"/>
         </w:numPr>
         <w:spacing w:beforeAutospacing="0" w:afterAutospacing="0" w:line="300" w:lineRule="auto"/>
         <w:ind w:firstLineChars="0"/>
@@ -5778,7 +5892,7 @@
         <w:pStyle w:val="843"/>
         <w:numPr>
           <w:ilvl w:val="0"/>
-          <w:numId w:val="24"/>
+          <w:numId w:val="27"/>
         </w:numPr>
         <w:spacing w:before="156" w:beforeAutospacing="0" w:after="156" w:afterAutospacing="0" w:line="300" w:lineRule="auto"/>
         <w:rPr>
@@ -5868,7 +5982,7 @@
         <w:pStyle w:val="843"/>
         <w:numPr>
           <w:ilvl w:val="0"/>
-          <w:numId w:val="24"/>
+          <w:numId w:val="27"/>
         </w:numPr>
         <w:spacing w:before="156" w:beforeAutospacing="0" w:after="156" w:afterAutospacing="0" w:line="300" w:lineRule="auto"/>
         <w:rPr>
@@ -5945,7 +6059,7 @@
         <w:pStyle w:val="843"/>
         <w:numPr>
           <w:ilvl w:val="0"/>
-          <w:numId w:val="24"/>
+          <w:numId w:val="27"/>
         </w:numPr>
         <w:spacing w:before="156" w:beforeAutospacing="0" w:after="156" w:afterAutospacing="0" w:line="300" w:lineRule="auto"/>
         <w:rPr>
@@ -6200,7 +6314,7 @@
         <w:pStyle w:val="843"/>
         <w:numPr>
           <w:ilvl w:val="0"/>
-          <w:numId w:val="24"/>
+          <w:numId w:val="27"/>
         </w:numPr>
         <w:spacing w:before="156" w:beforeAutospacing="0" w:after="156" w:afterAutospacing="0" w:line="300" w:lineRule="auto"/>
         <w:rPr>
@@ -6613,7 +6727,7 @@
         <w:pStyle w:val="843"/>
         <w:numPr>
           <w:ilvl w:val="0"/>
-          <w:numId w:val="24"/>
+          <w:numId w:val="27"/>
         </w:numPr>
         <w:spacing w:before="156" w:beforeAutospacing="0" w:after="156" w:afterAutospacing="0" w:line="300" w:lineRule="auto"/>
         <w:rPr>
@@ -7264,7 +7378,7 @@
         <w:pStyle w:val="843"/>
         <w:numPr>
           <w:ilvl w:val="0"/>
-          <w:numId w:val="24"/>
+          <w:numId w:val="27"/>
         </w:numPr>
         <w:spacing w:before="156" w:beforeAutospacing="0" w:after="156" w:afterAutospacing="0" w:line="300" w:lineRule="auto"/>
         <w:rPr>
@@ -7495,7 +7609,7 @@
         <w:pStyle w:val="534"/>
         <w:numPr>
           <w:ilvl w:val="0"/>
-          <w:numId w:val="26"/>
+          <w:numId w:val="29"/>
         </w:numPr>
         <w:bidi w:val="0"/>
         <w:rPr>
@@ -7572,7 +7686,10 @@
           </w:tcPr>
           <w:p>
             <w:pPr>
-              <w:spacing w:before="0" w:after="0" w:line="280" w:lineRule="exact"/>
+              <w:keepNext w:val="0"/>
+              <w:keepLines w:val="0"/>
+              <w:spacing w:before="0" w:beforeAutospacing="0" w:after="0" w:afterAutospacing="0" w:line="280" w:lineRule="exact"/>
+              <w:ind w:right="0"/>
               <w:rPr>
                 <w:rFonts w:hint="eastAsia"/>
               </w:rPr>
@@ -7586,7 +7703,10 @@
           </w:p>
           <w:p>
             <w:pPr>
-              <w:spacing w:before="0" w:after="0" w:line="280" w:lineRule="exact"/>
+              <w:keepNext w:val="0"/>
+              <w:keepLines w:val="0"/>
+              <w:spacing w:before="0" w:beforeAutospacing="0" w:after="0" w:afterAutospacing="0" w:line="280" w:lineRule="exact"/>
+              <w:ind w:right="0"/>
               <w:rPr>
                 <w:rFonts w:hint="eastAsia"/>
               </w:rPr>
@@ -7600,7 +7720,10 @@
           </w:p>
           <w:p>
             <w:pPr>
-              <w:spacing w:before="0" w:after="0" w:line="280" w:lineRule="exact"/>
+              <w:keepNext w:val="0"/>
+              <w:keepLines w:val="0"/>
+              <w:spacing w:before="0" w:beforeAutospacing="0" w:after="0" w:afterAutospacing="0" w:line="280" w:lineRule="exact"/>
+              <w:ind w:right="0"/>
               <w:rPr>
                 <w:rFonts w:hint="eastAsia"/>
               </w:rPr>
@@ -7614,7 +7737,10 @@
           </w:p>
           <w:p>
             <w:pPr>
-              <w:spacing w:before="0" w:after="0" w:line="280" w:lineRule="exact"/>
+              <w:keepNext w:val="0"/>
+              <w:keepLines w:val="0"/>
+              <w:spacing w:before="0" w:beforeAutospacing="0" w:after="0" w:afterAutospacing="0" w:line="280" w:lineRule="exact"/>
+              <w:ind w:right="0"/>
               <w:rPr>
                 <w:rFonts w:hint="eastAsia"/>
               </w:rPr>
@@ -7628,7 +7754,10 @@
           </w:p>
           <w:p>
             <w:pPr>
-              <w:spacing w:before="0" w:after="0" w:line="280" w:lineRule="exact"/>
+              <w:keepNext w:val="0"/>
+              <w:keepLines w:val="0"/>
+              <w:spacing w:before="0" w:beforeAutospacing="0" w:after="0" w:afterAutospacing="0" w:line="280" w:lineRule="exact"/>
+              <w:ind w:right="0"/>
               <w:rPr>
                 <w:rFonts w:hint="eastAsia"/>
               </w:rPr>
@@ -7642,7 +7771,10 @@
           </w:p>
           <w:p>
             <w:pPr>
-              <w:spacing w:before="0" w:after="0" w:line="280" w:lineRule="exact"/>
+              <w:keepNext w:val="0"/>
+              <w:keepLines w:val="0"/>
+              <w:spacing w:before="0" w:beforeAutospacing="0" w:after="0" w:afterAutospacing="0" w:line="280" w:lineRule="exact"/>
+              <w:ind w:right="0"/>
               <w:rPr>
                 <w:rFonts w:hint="eastAsia"/>
               </w:rPr>
@@ -7656,7 +7788,10 @@
           </w:p>
           <w:p>
             <w:pPr>
-              <w:spacing w:before="0" w:after="0" w:line="280" w:lineRule="exact"/>
+              <w:keepNext w:val="0"/>
+              <w:keepLines w:val="0"/>
+              <w:spacing w:before="0" w:beforeAutospacing="0" w:after="0" w:afterAutospacing="0" w:line="280" w:lineRule="exact"/>
+              <w:ind w:right="0"/>
               <w:rPr>
                 <w:rFonts w:hint="eastAsia"/>
               </w:rPr>
@@ -7670,7 +7805,10 @@
           </w:p>
           <w:p>
             <w:pPr>
-              <w:spacing w:before="0" w:after="0" w:line="280" w:lineRule="exact"/>
+              <w:keepNext w:val="0"/>
+              <w:keepLines w:val="0"/>
+              <w:spacing w:before="0" w:beforeAutospacing="0" w:after="0" w:afterAutospacing="0" w:line="280" w:lineRule="exact"/>
+              <w:ind w:right="0"/>
               <w:rPr>
                 <w:rFonts w:hint="eastAsia"/>
               </w:rPr>
@@ -7684,7 +7822,13 @@
           </w:p>
           <w:p>
             <w:pPr>
-              <w:spacing w:before="0" w:after="0" w:line="280" w:lineRule="exact"/>
+              <w:keepNext w:val="0"/>
+              <w:keepLines w:val="0"/>
+              <w:spacing w:before="0" w:beforeAutospacing="0" w:after="0" w:afterAutospacing="0" w:line="280" w:lineRule="exact"/>
+              <w:ind w:right="0"/>
+              <w:rPr>
+                <w:rFonts w:hint="default"/>
+              </w:rPr>
             </w:pPr>
             <w:r>
               <w:rPr>
@@ -7700,6 +7844,7 @@
       <w:pPr>
         <w:pStyle w:val="534"/>
         <w:numPr>
+          <w:ilvl w:val="0"/>
           <w:numId w:val="0"/>
         </w:numPr>
         <w:bidi w:val="0"/>
@@ -7714,7 +7859,7 @@
         <w:pStyle w:val="534"/>
         <w:numPr>
           <w:ilvl w:val="0"/>
-          <w:numId w:val="26"/>
+          <w:numId w:val="29"/>
         </w:numPr>
         <w:bidi w:val="0"/>
         <w:rPr>
@@ -7768,7 +7913,7 @@
         <w:pStyle w:val="534"/>
         <w:numPr>
           <w:ilvl w:val="0"/>
-          <w:numId w:val="26"/>
+          <w:numId w:val="29"/>
         </w:numPr>
         <w:bidi w:val="0"/>
       </w:pPr>
@@ -7892,7 +8037,7 @@
         <w:pStyle w:val="534"/>
         <w:numPr>
           <w:ilvl w:val="0"/>
-          <w:numId w:val="26"/>
+          <w:numId w:val="29"/>
         </w:numPr>
         <w:bidi w:val="0"/>
       </w:pPr>
@@ -9509,7 +9654,7 @@
         <w:pStyle w:val="845"/>
         <w:numPr>
           <w:ilvl w:val="0"/>
-          <w:numId w:val="27"/>
+          <w:numId w:val="30"/>
         </w:numPr>
         <w:bidi w:val="0"/>
         <w:rPr>
@@ -9575,7 +9720,7 @@
         <w:pStyle w:val="845"/>
         <w:numPr>
           <w:ilvl w:val="0"/>
-          <w:numId w:val="27"/>
+          <w:numId w:val="30"/>
         </w:numPr>
         <w:bidi w:val="0"/>
         <w:rPr>
@@ -9641,7 +9786,7 @@
         <w:pStyle w:val="845"/>
         <w:numPr>
           <w:ilvl w:val="0"/>
-          <w:numId w:val="27"/>
+          <w:numId w:val="30"/>
         </w:numPr>
         <w:bidi w:val="0"/>
         <w:rPr>
@@ -9721,7 +9866,7 @@
         <w:pStyle w:val="845"/>
         <w:numPr>
           <w:ilvl w:val="0"/>
-          <w:numId w:val="27"/>
+          <w:numId w:val="30"/>
         </w:numPr>
         <w:bidi w:val="0"/>
         <w:rPr>
@@ -9787,7 +9932,7 @@
         <w:pStyle w:val="845"/>
         <w:numPr>
           <w:ilvl w:val="0"/>
-          <w:numId w:val="27"/>
+          <w:numId w:val="30"/>
         </w:numPr>
         <w:bidi w:val="0"/>
         <w:rPr>
@@ -9853,7 +9998,7 @@
         <w:pStyle w:val="845"/>
         <w:numPr>
           <w:ilvl w:val="0"/>
-          <w:numId w:val="27"/>
+          <w:numId w:val="30"/>
         </w:numPr>
         <w:bidi w:val="0"/>
         <w:rPr>
@@ -10082,7 +10227,7 @@
         <w:pStyle w:val="845"/>
         <w:numPr>
           <w:ilvl w:val="0"/>
-          <w:numId w:val="28"/>
+          <w:numId w:val="31"/>
         </w:numPr>
         <w:bidi w:val="0"/>
         <w:rPr>
@@ -10310,7 +10455,7 @@
         <w:pStyle w:val="843"/>
         <w:numPr>
           <w:ilvl w:val="0"/>
-          <w:numId w:val="24"/>
+          <w:numId w:val="27"/>
         </w:numPr>
         <w:spacing w:before="156" w:beforeAutospacing="0" w:after="156" w:afterAutospacing="0" w:line="300" w:lineRule="auto"/>
         <w:rPr>
@@ -10331,7 +10476,7 @@
         <w:pStyle w:val="845"/>
         <w:numPr>
           <w:ilvl w:val="0"/>
-          <w:numId w:val="28"/>
+          <w:numId w:val="31"/>
         </w:numPr>
         <w:bidi w:val="0"/>
         <w:ind w:left="226" w:leftChars="0" w:firstLine="0" w:firstLineChars="0"/>
@@ -10398,7 +10543,7 @@
         <w:pStyle w:val="845"/>
         <w:numPr>
           <w:ilvl w:val="0"/>
-          <w:numId w:val="28"/>
+          <w:numId w:val="31"/>
         </w:numPr>
         <w:bidi w:val="0"/>
         <w:ind w:left="226" w:leftChars="0" w:firstLine="0" w:firstLineChars="0"/>
@@ -10465,7 +10610,7 @@
         <w:pStyle w:val="845"/>
         <w:numPr>
           <w:ilvl w:val="0"/>
-          <w:numId w:val="28"/>
+          <w:numId w:val="31"/>
         </w:numPr>
         <w:bidi w:val="0"/>
         <w:ind w:left="226" w:leftChars="0" w:firstLine="0" w:firstLineChars="0"/>
@@ -10532,7 +10677,7 @@
         <w:pStyle w:val="845"/>
         <w:numPr>
           <w:ilvl w:val="0"/>
-          <w:numId w:val="28"/>
+          <w:numId w:val="31"/>
         </w:numPr>
         <w:bidi w:val="0"/>
         <w:ind w:left="226" w:leftChars="0" w:firstLine="0" w:firstLineChars="0"/>
@@ -10613,7 +10758,7 @@
         <w:pStyle w:val="845"/>
         <w:numPr>
           <w:ilvl w:val="0"/>
-          <w:numId w:val="28"/>
+          <w:numId w:val="31"/>
         </w:numPr>
         <w:bidi w:val="0"/>
         <w:ind w:left="226" w:leftChars="0" w:firstLine="0" w:firstLineChars="0"/>
@@ -10738,7 +10883,7 @@
         <w:pStyle w:val="540"/>
         <w:numPr>
           <w:ilvl w:val="0"/>
-          <w:numId w:val="29"/>
+          <w:numId w:val="32"/>
         </w:numPr>
       </w:pPr>
       <w:bookmarkStart w:id="68" w:name="_Toc220058572"/>
@@ -12930,13 +13075,13 @@
         <w:pStyle w:val="540"/>
         <w:numPr>
           <w:ilvl w:val="0"/>
-          <w:numId w:val="29"/>
+          <w:numId w:val="32"/>
         </w:numPr>
       </w:pPr>
-      <w:bookmarkStart w:id="70" w:name="_Toc18253"/>
-      <w:bookmarkStart w:id="71" w:name="_Toc9872"/>
-      <w:bookmarkStart w:id="72" w:name="_Toc26290"/>
-      <w:bookmarkStart w:id="73" w:name="_Toc964"/>
+      <w:bookmarkStart w:id="70" w:name="_Toc9872"/>
+      <w:bookmarkStart w:id="71" w:name="_Toc18253"/>
+      <w:bookmarkStart w:id="72" w:name="_Toc964"/>
+      <w:bookmarkStart w:id="73" w:name="_Toc26290"/>
       <w:bookmarkStart w:id="74" w:name="_Toc220058573"/>
       <w:r>
         <w:rPr>
@@ -14136,7 +14281,7 @@
         <w:pStyle w:val="540"/>
         <w:numPr>
           <w:ilvl w:val="0"/>
-          <w:numId w:val="29"/>
+          <w:numId w:val="32"/>
         </w:numPr>
       </w:pPr>
       <w:r>
@@ -14739,7 +14884,7 @@
         <w:pStyle w:val="540"/>
         <w:numPr>
           <w:ilvl w:val="0"/>
-          <w:numId w:val="29"/>
+          <w:numId w:val="32"/>
         </w:numPr>
       </w:pPr>
       <w:bookmarkStart w:id="76" w:name="_Toc220058575"/>
@@ -15286,9 +15431,13 @@
           <w:p>
             <w:pPr>
               <w:pStyle w:val="534"/>
-              <w:ind w:firstLine="0" w:firstLineChars="0"/>
+              <w:keepNext w:val="0"/>
+              <w:keepLines w:val="0"/>
+              <w:spacing w:before="0"/>
+              <w:ind w:right="0" w:firstLine="0" w:firstLineChars="0"/>
               <w:jc w:val="center"/>
               <w:rPr>
+                <w:rFonts w:hint="default"/>
                 <w:b/>
                 <w:bCs/>
                 <w:sz w:val="18"/>
@@ -15315,15 +15464,20 @@
           <w:p>
             <w:pPr>
               <w:pStyle w:val="534"/>
-              <w:ind w:firstLine="0" w:firstLineChars="0"/>
+              <w:keepNext w:val="0"/>
+              <w:keepLines w:val="0"/>
+              <w:spacing w:before="0"/>
+              <w:ind w:right="0" w:firstLine="0" w:firstLineChars="0"/>
               <w:jc w:val="center"/>
               <w:rPr>
+                <w:rFonts w:hint="default"/>
                 <w:sz w:val="18"/>
                 <w:szCs w:val="18"/>
               </w:rPr>
             </w:pPr>
             <w:r>
               <w:rPr>
+                <w:rFonts w:hint="default"/>
                 <w:b/>
                 <w:bCs/>
                 <w:sz w:val="18"/>
@@ -15362,9 +15516,13 @@
           <w:p>
             <w:pPr>
               <w:pStyle w:val="534"/>
-              <w:ind w:firstLine="0" w:firstLineChars="0"/>
+              <w:keepNext w:val="0"/>
+              <w:keepLines w:val="0"/>
+              <w:spacing w:before="0"/>
+              <w:ind w:right="0" w:firstLine="0" w:firstLineChars="0"/>
               <w:jc w:val="center"/>
               <w:rPr>
+                <w:rFonts w:hint="default"/>
                 <w:sz w:val="18"/>
                 <w:szCs w:val="18"/>
               </w:rPr>
@@ -15387,9 +15545,13 @@
           <w:p>
             <w:pPr>
               <w:pStyle w:val="534"/>
-              <w:ind w:firstLine="0" w:firstLineChars="0"/>
+              <w:keepNext w:val="0"/>
+              <w:keepLines w:val="0"/>
+              <w:spacing w:before="0"/>
+              <w:ind w:right="0" w:firstLine="0" w:firstLineChars="0"/>
               <w:jc w:val="center"/>
               <w:rPr>
+                <w:rFonts w:hint="default"/>
                 <w:sz w:val="18"/>
                 <w:szCs w:val="18"/>
               </w:rPr>
@@ -15433,9 +15595,13 @@
           <w:p>
             <w:pPr>
               <w:pStyle w:val="534"/>
-              <w:ind w:firstLine="0" w:firstLineChars="0"/>
+              <w:keepNext w:val="0"/>
+              <w:keepLines w:val="0"/>
+              <w:spacing w:before="0"/>
+              <w:ind w:right="0" w:firstLine="0" w:firstLineChars="0"/>
               <w:jc w:val="center"/>
               <w:rPr>
+                <w:rFonts w:hint="default"/>
                 <w:sz w:val="18"/>
                 <w:szCs w:val="18"/>
               </w:rPr>
@@ -15458,9 +15624,13 @@
           <w:p>
             <w:pPr>
               <w:pStyle w:val="534"/>
-              <w:ind w:firstLine="0" w:firstLineChars="0"/>
+              <w:keepNext w:val="0"/>
+              <w:keepLines w:val="0"/>
+              <w:spacing w:before="0"/>
+              <w:ind w:right="0" w:firstLine="0" w:firstLineChars="0"/>
               <w:jc w:val="center"/>
               <w:rPr>
+                <w:rFonts w:hint="default"/>
                 <w:sz w:val="18"/>
                 <w:szCs w:val="18"/>
               </w:rPr>
@@ -15504,9 +15674,13 @@
           <w:p>
             <w:pPr>
               <w:pStyle w:val="534"/>
-              <w:ind w:firstLine="0" w:firstLineChars="0"/>
+              <w:keepNext w:val="0"/>
+              <w:keepLines w:val="0"/>
+              <w:spacing w:before="0"/>
+              <w:ind w:right="0" w:firstLine="0" w:firstLineChars="0"/>
               <w:jc w:val="center"/>
               <w:rPr>
+                <w:rFonts w:hint="default"/>
                 <w:sz w:val="18"/>
                 <w:szCs w:val="18"/>
               </w:rPr>
@@ -15529,9 +15703,13 @@
           <w:p>
             <w:pPr>
               <w:pStyle w:val="534"/>
-              <w:ind w:firstLine="0" w:firstLineChars="0"/>
+              <w:keepNext w:val="0"/>
+              <w:keepLines w:val="0"/>
+              <w:spacing w:before="0"/>
+              <w:ind w:right="0" w:firstLine="0" w:firstLineChars="0"/>
               <w:jc w:val="center"/>
               <w:rPr>
+                <w:rFonts w:hint="default"/>
                 <w:sz w:val="18"/>
                 <w:szCs w:val="18"/>
               </w:rPr>
@@ -15575,9 +15753,13 @@
           <w:p>
             <w:pPr>
               <w:pStyle w:val="534"/>
-              <w:ind w:firstLine="0" w:firstLineChars="0"/>
+              <w:keepNext w:val="0"/>
+              <w:keepLines w:val="0"/>
+              <w:spacing w:before="0"/>
+              <w:ind w:right="0" w:firstLine="0" w:firstLineChars="0"/>
               <w:jc w:val="center"/>
               <w:rPr>
+                <w:rFonts w:hint="default"/>
                 <w:sz w:val="18"/>
                 <w:szCs w:val="18"/>
               </w:rPr>
@@ -15600,9 +15782,13 @@
           <w:p>
             <w:pPr>
               <w:pStyle w:val="534"/>
-              <w:ind w:firstLine="0" w:firstLineChars="0"/>
+              <w:keepNext w:val="0"/>
+              <w:keepLines w:val="0"/>
+              <w:spacing w:before="0"/>
+              <w:ind w:right="0" w:firstLine="0" w:firstLineChars="0"/>
               <w:jc w:val="center"/>
               <w:rPr>
+                <w:rFonts w:hint="default"/>
                 <w:sz w:val="18"/>
                 <w:szCs w:val="18"/>
               </w:rPr>
@@ -15646,9 +15832,13 @@
           <w:p>
             <w:pPr>
               <w:pStyle w:val="534"/>
-              <w:ind w:firstLine="0" w:firstLineChars="0"/>
+              <w:keepNext w:val="0"/>
+              <w:keepLines w:val="0"/>
+              <w:spacing w:before="0"/>
+              <w:ind w:right="0" w:firstLine="0" w:firstLineChars="0"/>
               <w:jc w:val="center"/>
               <w:rPr>
+                <w:rFonts w:hint="default"/>
                 <w:sz w:val="18"/>
                 <w:szCs w:val="18"/>
               </w:rPr>
@@ -15671,9 +15861,13 @@
           <w:p>
             <w:pPr>
               <w:pStyle w:val="534"/>
-              <w:ind w:firstLine="0" w:firstLineChars="0"/>
+              <w:keepNext w:val="0"/>
+              <w:keepLines w:val="0"/>
+              <w:spacing w:before="0"/>
+              <w:ind w:right="0" w:firstLine="0" w:firstLineChars="0"/>
               <w:jc w:val="center"/>
               <w:rPr>
+                <w:rFonts w:hint="default"/>
                 <w:sz w:val="18"/>
                 <w:szCs w:val="18"/>
               </w:rPr>
@@ -16882,9 +17076,13 @@
           <w:p>
             <w:pPr>
               <w:pStyle w:val="534"/>
-              <w:ind w:firstLine="0" w:firstLineChars="0"/>
+              <w:keepNext w:val="0"/>
+              <w:keepLines w:val="0"/>
+              <w:spacing w:before="0"/>
+              <w:ind w:right="0" w:firstLine="0" w:firstLineChars="0"/>
               <w:jc w:val="center"/>
               <w:rPr>
+                <w:rFonts w:hint="default"/>
                 <w:b/>
                 <w:bCs/>
                 <w:sz w:val="18"/>
@@ -16911,15 +17109,20 @@
           <w:p>
             <w:pPr>
               <w:pStyle w:val="534"/>
-              <w:ind w:firstLine="0" w:firstLineChars="0"/>
+              <w:keepNext w:val="0"/>
+              <w:keepLines w:val="0"/>
+              <w:spacing w:before="0"/>
+              <w:ind w:right="0" w:firstLine="0" w:firstLineChars="0"/>
               <w:jc w:val="center"/>
               <w:rPr>
+                <w:rFonts w:hint="default"/>
                 <w:sz w:val="18"/>
                 <w:szCs w:val="18"/>
               </w:rPr>
             </w:pPr>
             <w:r>
               <w:rPr>
+                <w:rFonts w:hint="default"/>
                 <w:b/>
                 <w:bCs/>
                 <w:sz w:val="18"/>
@@ -16958,9 +17161,13 @@
           <w:p>
             <w:pPr>
               <w:pStyle w:val="534"/>
-              <w:ind w:firstLine="0" w:firstLineChars="0"/>
+              <w:keepNext w:val="0"/>
+              <w:keepLines w:val="0"/>
+              <w:spacing w:before="0"/>
+              <w:ind w:right="0" w:firstLine="0" w:firstLineChars="0"/>
               <w:jc w:val="center"/>
               <w:rPr>
+                <w:rFonts w:hint="default"/>
                 <w:sz w:val="18"/>
                 <w:szCs w:val="18"/>
               </w:rPr>
@@ -16983,9 +17190,13 @@
           <w:p>
             <w:pPr>
               <w:pStyle w:val="534"/>
-              <w:ind w:firstLine="0" w:firstLineChars="0"/>
+              <w:keepNext w:val="0"/>
+              <w:keepLines w:val="0"/>
+              <w:spacing w:before="0"/>
+              <w:ind w:right="0" w:firstLine="0" w:firstLineChars="0"/>
               <w:jc w:val="center"/>
               <w:rPr>
+                <w:rFonts w:hint="default"/>
                 <w:sz w:val="18"/>
                 <w:szCs w:val="18"/>
               </w:rPr>
@@ -17029,9 +17240,13 @@
           <w:p>
             <w:pPr>
               <w:pStyle w:val="534"/>
-              <w:ind w:firstLine="0" w:firstLineChars="0"/>
+              <w:keepNext w:val="0"/>
+              <w:keepLines w:val="0"/>
+              <w:spacing w:before="0"/>
+              <w:ind w:right="0" w:firstLine="0" w:firstLineChars="0"/>
               <w:jc w:val="center"/>
               <w:rPr>
+                <w:rFonts w:hint="default"/>
                 <w:sz w:val="18"/>
                 <w:szCs w:val="18"/>
               </w:rPr>
@@ -17054,9 +17269,13 @@
           <w:p>
             <w:pPr>
               <w:pStyle w:val="534"/>
-              <w:ind w:firstLine="0" w:firstLineChars="0"/>
+              <w:keepNext w:val="0"/>
+              <w:keepLines w:val="0"/>
+              <w:spacing w:before="0"/>
+              <w:ind w:right="0" w:firstLine="0" w:firstLineChars="0"/>
               <w:jc w:val="center"/>
               <w:rPr>
+                <w:rFonts w:hint="default"/>
                 <w:sz w:val="18"/>
                 <w:szCs w:val="18"/>
               </w:rPr>
@@ -17100,9 +17319,13 @@
           <w:p>
             <w:pPr>
               <w:pStyle w:val="534"/>
-              <w:ind w:firstLine="0" w:firstLineChars="0"/>
+              <w:keepNext w:val="0"/>
+              <w:keepLines w:val="0"/>
+              <w:spacing w:before="0"/>
+              <w:ind w:right="0" w:firstLine="0" w:firstLineChars="0"/>
               <w:jc w:val="center"/>
               <w:rPr>
+                <w:rFonts w:hint="default"/>
                 <w:sz w:val="18"/>
                 <w:szCs w:val="18"/>
               </w:rPr>
@@ -17125,9 +17348,13 @@
           <w:p>
             <w:pPr>
               <w:pStyle w:val="534"/>
-              <w:ind w:firstLine="0" w:firstLineChars="0"/>
+              <w:keepNext w:val="0"/>
+              <w:keepLines w:val="0"/>
+              <w:spacing w:before="0"/>
+              <w:ind w:right="0" w:firstLine="0" w:firstLineChars="0"/>
               <w:jc w:val="center"/>
               <w:rPr>
+                <w:rFonts w:hint="default"/>
                 <w:sz w:val="18"/>
                 <w:szCs w:val="18"/>
               </w:rPr>
@@ -17171,9 +17398,13 @@
           <w:p>
             <w:pPr>
               <w:pStyle w:val="534"/>
-              <w:ind w:firstLine="0" w:firstLineChars="0"/>
+              <w:keepNext w:val="0"/>
+              <w:keepLines w:val="0"/>
+              <w:spacing w:before="0"/>
+              <w:ind w:right="0" w:firstLine="0" w:firstLineChars="0"/>
               <w:jc w:val="center"/>
               <w:rPr>
+                <w:rFonts w:hint="default"/>
                 <w:sz w:val="18"/>
                 <w:szCs w:val="18"/>
               </w:rPr>
@@ -17196,9 +17427,13 @@
           <w:p>
             <w:pPr>
               <w:pStyle w:val="534"/>
-              <w:ind w:firstLine="0" w:firstLineChars="0"/>
+              <w:keepNext w:val="0"/>
+              <w:keepLines w:val="0"/>
+              <w:spacing w:before="0"/>
+              <w:ind w:right="0" w:firstLine="0" w:firstLineChars="0"/>
               <w:jc w:val="center"/>
               <w:rPr>
+                <w:rFonts w:hint="default"/>
                 <w:sz w:val="18"/>
                 <w:szCs w:val="18"/>
               </w:rPr>
@@ -17242,9 +17477,13 @@
           <w:p>
             <w:pPr>
               <w:pStyle w:val="534"/>
-              <w:ind w:firstLine="0" w:firstLineChars="0"/>
+              <w:keepNext w:val="0"/>
+              <w:keepLines w:val="0"/>
+              <w:spacing w:before="0"/>
+              <w:ind w:right="0" w:firstLine="0" w:firstLineChars="0"/>
               <w:jc w:val="center"/>
               <w:rPr>
+                <w:rFonts w:hint="default"/>
                 <w:sz w:val="18"/>
                 <w:szCs w:val="18"/>
               </w:rPr>
@@ -17267,9 +17506,13 @@
           <w:p>
             <w:pPr>
               <w:pStyle w:val="534"/>
-              <w:ind w:firstLine="0" w:firstLineChars="0"/>
+              <w:keepNext w:val="0"/>
+              <w:keepLines w:val="0"/>
+              <w:spacing w:before="0"/>
+              <w:ind w:right="0" w:firstLine="0" w:firstLineChars="0"/>
               <w:jc w:val="center"/>
               <w:rPr>
+                <w:rFonts w:hint="default"/>
                 <w:sz w:val="18"/>
                 <w:szCs w:val="18"/>
               </w:rPr>
@@ -26040,16 +26283,7 @@
           <w:rFonts w:hint="eastAsia"/>
           <w:lang w:val="en-US" w:eastAsia="zh-CN"/>
         </w:rPr>
-        <w:t>终端能力</w:t>
-      </w:r>
-      <w:bookmarkStart w:id="97" w:name="_GoBack"/>
-      <w:bookmarkEnd w:id="97"/>
-      <w:r>
-        <w:rPr>
-          <w:rFonts w:hint="eastAsia"/>
-          <w:lang w:val="en-US" w:eastAsia="zh-CN"/>
-        </w:rPr>
-        <w:t>接口</w:t>
+        <w:t>终端能力接口</w:t>
       </w:r>
     </w:p>
     <w:p>
@@ -27277,6 +27511,18 @@
     </w:lvl>
   </w:abstractNum>
   <w:abstractNum w:abstractNumId="1">
+    <w:nsid w:val="95C54309"/>
+    <w:multiLevelType w:val="singleLevel"/>
+    <w:tmpl w:val="95C54309"/>
+    <w:lvl w:ilvl="0" w:tentative="0">
+      <w:start w:val="1"/>
+      <w:numFmt w:val="decimal"/>
+      <w:suff w:val="space"/>
+      <w:lvlText w:val="%1."/>
+      <w:lvlJc w:val="left"/>
+    </w:lvl>
+  </w:abstractNum>
+  <w:abstractNum w:abstractNumId="2">
     <w:nsid w:val="9C8AC8EF"/>
     <w:multiLevelType w:val="multilevel"/>
     <w:tmpl w:val="9C8AC8EF"/>
@@ -27424,7 +27670,7 @@
       </w:rPr>
     </w:lvl>
   </w:abstractNum>
-  <w:abstractNum w:abstractNumId="2">
+  <w:abstractNum w:abstractNumId="3">
     <w:nsid w:val="9FD77633"/>
     <w:multiLevelType w:val="multilevel"/>
     <w:tmpl w:val="9FD77633"/>
@@ -27510,7 +27756,7 @@
       </w:pPr>
     </w:lvl>
   </w:abstractNum>
-  <w:abstractNum w:abstractNumId="3">
+  <w:abstractNum w:abstractNumId="4">
     <w:nsid w:val="B5E306ED"/>
     <w:multiLevelType w:val="multilevel"/>
     <w:tmpl w:val="B5E306ED"/>
@@ -27603,7 +27849,7 @@
       </w:pPr>
     </w:lvl>
   </w:abstractNum>
-  <w:abstractNum w:abstractNumId="4">
+  <w:abstractNum w:abstractNumId="5">
     <w:nsid w:val="BD24F998"/>
     <w:multiLevelType w:val="singleLevel"/>
     <w:tmpl w:val="BD24F998"/>
@@ -27615,7 +27861,7 @@
       <w:lvlJc w:val="left"/>
     </w:lvl>
   </w:abstractNum>
-  <w:abstractNum w:abstractNumId="5">
+  <w:abstractNum w:abstractNumId="6">
     <w:nsid w:val="BF205925"/>
     <w:multiLevelType w:val="multilevel"/>
     <w:tmpl w:val="BF205925"/>
@@ -27764,7 +28010,7 @@
       </w:rPr>
     </w:lvl>
   </w:abstractNum>
-  <w:abstractNum w:abstractNumId="6">
+  <w:abstractNum w:abstractNumId="7">
     <w:nsid w:val="C8879AEF"/>
     <w:multiLevelType w:val="multilevel"/>
     <w:tmpl w:val="C8879AEF"/>
@@ -27898,7 +28144,19 @@
       </w:rPr>
     </w:lvl>
   </w:abstractNum>
-  <w:abstractNum w:abstractNumId="7">
+  <w:abstractNum w:abstractNumId="8">
+    <w:nsid w:val="CEDCEECD"/>
+    <w:multiLevelType w:val="singleLevel"/>
+    <w:tmpl w:val="CEDCEECD"/>
+    <w:lvl w:ilvl="0" w:tentative="0">
+      <w:start w:val="1"/>
+      <w:numFmt w:val="decimal"/>
+      <w:suff w:val="space"/>
+      <w:lvlText w:val="%1."/>
+      <w:lvlJc w:val="left"/>
+    </w:lvl>
+  </w:abstractNum>
+  <w:abstractNum w:abstractNumId="9">
     <w:nsid w:val="CF092B84"/>
     <w:multiLevelType w:val="multilevel"/>
     <w:tmpl w:val="CF092B84"/>
@@ -28015,7 +28273,19 @@
       </w:pPr>
     </w:lvl>
   </w:abstractNum>
-  <w:abstractNum w:abstractNumId="8">
+  <w:abstractNum w:abstractNumId="10">
+    <w:nsid w:val="D7E788B6"/>
+    <w:multiLevelType w:val="singleLevel"/>
+    <w:tmpl w:val="D7E788B6"/>
+    <w:lvl w:ilvl="0" w:tentative="0">
+      <w:start w:val="1"/>
+      <w:numFmt w:val="decimal"/>
+      <w:suff w:val="space"/>
+      <w:lvlText w:val="%1."/>
+      <w:lvlJc w:val="left"/>
+    </w:lvl>
+  </w:abstractNum>
+  <w:abstractNum w:abstractNumId="11">
     <w:nsid w:val="D7F9FE59"/>
     <w:multiLevelType w:val="multilevel"/>
     <w:tmpl w:val="D7F9FE59"/>
@@ -28132,7 +28402,7 @@
       </w:rPr>
     </w:lvl>
   </w:abstractNum>
-  <w:abstractNum w:abstractNumId="9">
+  <w:abstractNum w:abstractNumId="12">
     <w:nsid w:val="DCBA6B53"/>
     <w:multiLevelType w:val="multilevel"/>
     <w:tmpl w:val="DCBA6B53"/>
@@ -28247,7 +28517,7 @@
       </w:rPr>
     </w:lvl>
   </w:abstractNum>
-  <w:abstractNum w:abstractNumId="10">
+  <w:abstractNum w:abstractNumId="13">
     <w:nsid w:val="E381FBC4"/>
     <w:multiLevelType w:val="multilevel"/>
     <w:tmpl w:val="E381FBC4"/>
@@ -28373,7 +28643,7 @@
       </w:rPr>
     </w:lvl>
   </w:abstractNum>
-  <w:abstractNum w:abstractNumId="11">
+  <w:abstractNum w:abstractNumId="14">
     <w:nsid w:val="F4B5D9F5"/>
     <w:multiLevelType w:val="multilevel"/>
     <w:tmpl w:val="F4B5D9F5"/>
@@ -28467,7 +28737,7 @@
       </w:pPr>
     </w:lvl>
   </w:abstractNum>
-  <w:abstractNum w:abstractNumId="12">
+  <w:abstractNum w:abstractNumId="15">
     <w:nsid w:val="0053208E"/>
     <w:multiLevelType w:val="multilevel"/>
     <w:tmpl w:val="0053208E"/>
@@ -28594,7 +28864,7 @@
       </w:pPr>
     </w:lvl>
   </w:abstractNum>
-  <w:abstractNum w:abstractNumId="13">
+  <w:abstractNum w:abstractNumId="16">
     <w:nsid w:val="0248C179"/>
     <w:multiLevelType w:val="multilevel"/>
     <w:tmpl w:val="0248C179"/>
@@ -28751,7 +29021,7 @@
       </w:rPr>
     </w:lvl>
   </w:abstractNum>
-  <w:abstractNum w:abstractNumId="14">
+  <w:abstractNum w:abstractNumId="17">
     <w:nsid w:val="03D62ECE"/>
     <w:multiLevelType w:val="multilevel"/>
     <w:tmpl w:val="03D62ECE"/>
@@ -28859,7 +29129,7 @@
       </w:pPr>
     </w:lvl>
   </w:abstractNum>
-  <w:abstractNum w:abstractNumId="15">
+  <w:abstractNum w:abstractNumId="18">
     <w:nsid w:val="0526D183"/>
     <w:multiLevelType w:val="singleLevel"/>
     <w:tmpl w:val="0526D183"/>
@@ -28871,19 +29141,7 @@
       <w:lvlJc w:val="left"/>
     </w:lvl>
   </w:abstractNum>
-  <w:abstractNum w:abstractNumId="16">
-    <w:nsid w:val="1189522D"/>
-    <w:multiLevelType w:val="singleLevel"/>
-    <w:tmpl w:val="1189522D"/>
-    <w:lvl w:ilvl="0" w:tentative="0">
-      <w:start w:val="1"/>
-      <w:numFmt w:val="decimal"/>
-      <w:suff w:val="space"/>
-      <w:lvlText w:val="%1."/>
-      <w:lvlJc w:val="left"/>
-    </w:lvl>
-  </w:abstractNum>
-  <w:abstractNum w:abstractNumId="17">
+  <w:abstractNum w:abstractNumId="19">
     <w:nsid w:val="2470EC97"/>
     <w:multiLevelType w:val="multilevel"/>
     <w:tmpl w:val="2470EC97"/>
@@ -29038,7 +29296,7 @@
       </w:rPr>
     </w:lvl>
   </w:abstractNum>
-  <w:abstractNum w:abstractNumId="18">
+  <w:abstractNum w:abstractNumId="20">
     <w:nsid w:val="25B654F3"/>
     <w:multiLevelType w:val="multilevel"/>
     <w:tmpl w:val="25B654F3"/>
@@ -29231,7 +29489,7 @@
       </w:rPr>
     </w:lvl>
   </w:abstractNum>
-  <w:abstractNum w:abstractNumId="19">
+  <w:abstractNum w:abstractNumId="21">
     <w:nsid w:val="2A8F537B"/>
     <w:multiLevelType w:val="multilevel"/>
     <w:tmpl w:val="2A8F537B"/>
@@ -29348,7 +29606,31 @@
       </w:pPr>
     </w:lvl>
   </w:abstractNum>
-  <w:abstractNum w:abstractNumId="20">
+  <w:abstractNum w:abstractNumId="22">
+    <w:nsid w:val="342FB093"/>
+    <w:multiLevelType w:val="singleLevel"/>
+    <w:tmpl w:val="342FB093"/>
+    <w:lvl w:ilvl="0" w:tentative="0">
+      <w:start w:val="1"/>
+      <w:numFmt w:val="decimal"/>
+      <w:suff w:val="space"/>
+      <w:lvlText w:val="%1."/>
+      <w:lvlJc w:val="left"/>
+    </w:lvl>
+  </w:abstractNum>
+  <w:abstractNum w:abstractNumId="23">
+    <w:nsid w:val="3C62C692"/>
+    <w:multiLevelType w:val="singleLevel"/>
+    <w:tmpl w:val="3C62C692"/>
+    <w:lvl w:ilvl="0" w:tentative="0">
+      <w:start w:val="1"/>
+      <w:numFmt w:val="decimal"/>
+      <w:suff w:val="space"/>
+      <w:lvlText w:val="%1."/>
+      <w:lvlJc w:val="left"/>
+    </w:lvl>
+  </w:abstractNum>
+  <w:abstractNum w:abstractNumId="24">
     <w:nsid w:val="42B26E4E"/>
     <w:multiLevelType w:val="multilevel"/>
     <w:tmpl w:val="42B26E4E"/>
@@ -29437,7 +29719,7 @@
       </w:pPr>
     </w:lvl>
   </w:abstractNum>
-  <w:abstractNum w:abstractNumId="21">
+  <w:abstractNum w:abstractNumId="25">
     <w:nsid w:val="48B3773D"/>
     <w:multiLevelType w:val="multilevel"/>
     <w:tmpl w:val="48B3773D"/>
@@ -29526,7 +29808,7 @@
       </w:pPr>
     </w:lvl>
   </w:abstractNum>
-  <w:abstractNum w:abstractNumId="22">
+  <w:abstractNum w:abstractNumId="26">
     <w:nsid w:val="4D4DC07F"/>
     <w:multiLevelType w:val="multilevel"/>
     <w:tmpl w:val="4D4DC07F"/>
@@ -29668,19 +29950,7 @@
       </w:rPr>
     </w:lvl>
   </w:abstractNum>
-  <w:abstractNum w:abstractNumId="23">
-    <w:nsid w:val="4FEA7C8C"/>
-    <w:multiLevelType w:val="singleLevel"/>
-    <w:tmpl w:val="4FEA7C8C"/>
-    <w:lvl w:ilvl="0" w:tentative="0">
-      <w:start w:val="1"/>
-      <w:numFmt w:val="decimal"/>
-      <w:suff w:val="space"/>
-      <w:lvlText w:val="%1."/>
-      <w:lvlJc w:val="left"/>
-    </w:lvl>
-  </w:abstractNum>
-  <w:abstractNum w:abstractNumId="24">
+  <w:abstractNum w:abstractNumId="27">
     <w:nsid w:val="59ADCABA"/>
     <w:multiLevelType w:val="multilevel"/>
     <w:tmpl w:val="59ADCABA"/>
@@ -29794,7 +30064,7 @@
       </w:pPr>
     </w:lvl>
   </w:abstractNum>
-  <w:abstractNum w:abstractNumId="25">
+  <w:abstractNum w:abstractNumId="28">
     <w:nsid w:val="5A241D34"/>
     <w:multiLevelType w:val="multilevel"/>
     <w:tmpl w:val="5A241D34"/>
@@ -29937,23 +30207,7 @@
       </w:rPr>
     </w:lvl>
   </w:abstractNum>
-  <w:abstractNum w:abstractNumId="26">
-    <w:nsid w:val="5A43C16B"/>
-    <w:multiLevelType w:val="singleLevel"/>
-    <w:tmpl w:val="5A43C16B"/>
-    <w:lvl w:ilvl="0" w:tentative="0">
-      <w:start w:val="1"/>
-      <w:numFmt w:val="decimal"/>
-      <w:lvlText w:val="%1."/>
-      <w:lvlJc w:val="left"/>
-      <w:pPr>
-        <w:tabs>
-          <w:tab w:val="left" w:pos="312"/>
-        </w:tabs>
-      </w:pPr>
-    </w:lvl>
-  </w:abstractNum>
-  <w:abstractNum w:abstractNumId="27">
+  <w:abstractNum w:abstractNumId="29">
     <w:nsid w:val="5C185083"/>
     <w:multiLevelType w:val="singleLevel"/>
     <w:tmpl w:val="5C185083"/>
@@ -29965,7 +30219,7 @@
       <w:lvlJc w:val="left"/>
     </w:lvl>
   </w:abstractNum>
-  <w:abstractNum w:abstractNumId="28">
+  <w:abstractNum w:abstractNumId="30">
     <w:nsid w:val="72183CF9"/>
     <w:multiLevelType w:val="multilevel"/>
     <w:tmpl w:val="72183CF9"/>
@@ -30080,92 +30334,113 @@
       </w:pPr>
     </w:lvl>
   </w:abstractNum>
+  <w:abstractNum w:abstractNumId="31">
+    <w:nsid w:val="748C3D4B"/>
+    <w:multiLevelType w:val="singleLevel"/>
+    <w:tmpl w:val="748C3D4B"/>
+    <w:lvl w:ilvl="0" w:tentative="0">
+      <w:start w:val="1"/>
+      <w:numFmt w:val="decimal"/>
+      <w:suff w:val="space"/>
+      <w:lvlText w:val="%1."/>
+      <w:lvlJc w:val="left"/>
+    </w:lvl>
+  </w:abstractNum>
   <w:num w:numId="1">
-    <w:abstractNumId w:val="12"/>
+    <w:abstractNumId w:val="15"/>
   </w:num>
   <w:num w:numId="2">
-    <w:abstractNumId w:val="7"/>
+    <w:abstractNumId w:val="9"/>
   </w:num>
   <w:num w:numId="3">
-    <w:abstractNumId w:val="24"/>
+    <w:abstractNumId w:val="27"/>
   </w:num>
   <w:num w:numId="4">
-    <w:abstractNumId w:val="5"/>
+    <w:abstractNumId w:val="6"/>
   </w:num>
   <w:num w:numId="5">
-    <w:abstractNumId w:val="3"/>
+    <w:abstractNumId w:val="4"/>
   </w:num>
   <w:num w:numId="6">
-    <w:abstractNumId w:val="14"/>
+    <w:abstractNumId w:val="17"/>
   </w:num>
   <w:num w:numId="7">
-    <w:abstractNumId w:val="18"/>
+    <w:abstractNumId w:val="20"/>
   </w:num>
   <w:num w:numId="8">
-    <w:abstractNumId w:val="28"/>
+    <w:abstractNumId w:val="30"/>
   </w:num>
   <w:num w:numId="9">
-    <w:abstractNumId w:val="13"/>
+    <w:abstractNumId w:val="16"/>
   </w:num>
   <w:num w:numId="10">
     <w:abstractNumId w:val="0"/>
   </w:num>
   <w:num w:numId="11">
+    <w:abstractNumId w:val="21"/>
+  </w:num>
+  <w:num w:numId="12">
+    <w:abstractNumId w:val="28"/>
+  </w:num>
+  <w:num w:numId="13">
+    <w:abstractNumId w:val="7"/>
+  </w:num>
+  <w:num w:numId="14">
+    <w:abstractNumId w:val="26"/>
+  </w:num>
+  <w:num w:numId="15">
+    <w:abstractNumId w:val="14"/>
+  </w:num>
+  <w:num w:numId="16">
     <w:abstractNumId w:val="19"/>
   </w:num>
-  <w:num w:numId="12">
+  <w:num w:numId="17">
+    <w:abstractNumId w:val="12"/>
+  </w:num>
+  <w:num w:numId="18">
+    <w:abstractNumId w:val="11"/>
+  </w:num>
+  <w:num w:numId="19">
+    <w:abstractNumId w:val="2"/>
+  </w:num>
+  <w:num w:numId="20">
+    <w:abstractNumId w:val="5"/>
+  </w:num>
+  <w:num w:numId="21">
+    <w:abstractNumId w:val="23"/>
+  </w:num>
+  <w:num w:numId="22">
+    <w:abstractNumId w:val="8"/>
+  </w:num>
+  <w:num w:numId="23">
+    <w:abstractNumId w:val="22"/>
+  </w:num>
+  <w:num w:numId="24">
+    <w:abstractNumId w:val="1"/>
+  </w:num>
+  <w:num w:numId="25">
+    <w:abstractNumId w:val="10"/>
+  </w:num>
+  <w:num w:numId="26">
+    <w:abstractNumId w:val="31"/>
+  </w:num>
+  <w:num w:numId="27">
+    <w:abstractNumId w:val="13"/>
+  </w:num>
+  <w:num w:numId="28">
     <w:abstractNumId w:val="25"/>
   </w:num>
-  <w:num w:numId="13">
-    <w:abstractNumId w:val="6"/>
+  <w:num w:numId="29">
+    <w:abstractNumId w:val="3"/>
   </w:num>
-  <w:num w:numId="14">
-    <w:abstractNumId w:val="22"/>
+  <w:num w:numId="30">
+    <w:abstractNumId w:val="29"/>
   </w:num>
-  <w:num w:numId="15">
-    <w:abstractNumId w:val="11"/>
+  <w:num w:numId="31">
+    <w:abstractNumId w:val="18"/>
   </w:num>
-  <w:num w:numId="16">
-    <w:abstractNumId w:val="17"/>
-  </w:num>
-  <w:num w:numId="17">
-    <w:abstractNumId w:val="9"/>
-  </w:num>
-  <w:num w:numId="18">
-    <w:abstractNumId w:val="8"/>
-  </w:num>
-  <w:num w:numId="19">
-    <w:abstractNumId w:val="1"/>
-  </w:num>
-  <w:num w:numId="20">
-    <w:abstractNumId w:val="4"/>
-  </w:num>
-  <w:num w:numId="21">
-    <w:abstractNumId w:val="16"/>
-  </w:num>
-  <w:num w:numId="22">
-    <w:abstractNumId w:val="23"/>
-  </w:num>
-  <w:num w:numId="23">
-    <w:abstractNumId w:val="26"/>
-  </w:num>
-  <w:num w:numId="24">
-    <w:abstractNumId w:val="10"/>
-  </w:num>
-  <w:num w:numId="25">
-    <w:abstractNumId w:val="21"/>
-  </w:num>
-  <w:num w:numId="26">
-    <w:abstractNumId w:val="2"/>
-  </w:num>
-  <w:num w:numId="27">
-    <w:abstractNumId w:val="27"/>
-  </w:num>
-  <w:num w:numId="28">
-    <w:abstractNumId w:val="15"/>
-  </w:num>
-  <w:num w:numId="29">
-    <w:abstractNumId w:val="20"/>
+  <w:num w:numId="32">
+    <w:abstractNumId w:val="24"/>
   </w:num>
 </w:numbering>
 </file>
@@ -30200,9 +30475,9 @@
     <w:lsdException w:qFormat="1" w:uiPriority="99" w:semiHidden="0" w:name="index 7"/>
     <w:lsdException w:qFormat="1" w:uiPriority="99" w:semiHidden="0" w:name="index 8"/>
     <w:lsdException w:qFormat="1" w:uiPriority="99" w:semiHidden="0" w:name="index 9"/>
-    <w:lsdException w:uiPriority="39" w:semiHidden="0" w:name="toc 1"/>
-    <w:lsdException w:uiPriority="39" w:semiHidden="0" w:name="toc 2"/>
-    <w:lsdException w:uiPriority="39" w:semiHidden="0" w:name="toc 3"/>
+    <w:lsdException w:qFormat="1" w:uiPriority="39" w:semiHidden="0" w:name="toc 1"/>
+    <w:lsdException w:qFormat="1" w:uiPriority="39" w:semiHidden="0" w:name="toc 2"/>
+    <w:lsdException w:qFormat="1" w:uiPriority="39" w:semiHidden="0" w:name="toc 3"/>
     <w:lsdException w:qFormat="1" w:uiPriority="39" w:semiHidden="0" w:name="toc 4"/>
     <w:lsdException w:qFormat="1" w:uiPriority="39" w:semiHidden="0" w:name="toc 5"/>
     <w:lsdException w:qFormat="1" w:uiPriority="39" w:semiHidden="0" w:name="toc 6"/>
@@ -31242,6 +31517,7 @@
     <w:basedOn w:val="1"/>
     <w:next w:val="1"/>
     <w:unhideWhenUsed/>
+    <w:qFormat/>
     <w:uiPriority w:val="39"/>
     <w:pPr>
       <w:spacing w:after="57"/>
@@ -31469,6 +31745,7 @@
     <w:next w:val="1"/>
     <w:link w:val="560"/>
     <w:unhideWhenUsed/>
+    <w:qFormat/>
     <w:uiPriority w:val="39"/>
     <w:pPr>
       <w:tabs>
@@ -31690,6 +31967,7 @@
     <w:basedOn w:val="1"/>
     <w:next w:val="1"/>
     <w:unhideWhenUsed/>
+    <w:qFormat/>
     <w:uiPriority w:val="39"/>
     <w:pPr>
       <w:tabs>
